--- a/app/services/templates/report_mr.docx
+++ b/app/services/templates/report_mr.docx
@@ -748,10 +748,13 @@
           </w:tcPr>
           <w:p>
             <w:pPr>
-              <w:rPr/>
+              <w:rPr>
+                <w:color w:val="ffffff"/>
+              </w:rPr>
             </w:pPr>
             <w:r>
               <w:rPr>
+                <w:color w:val="ffffff"/>
                 <w:rtl w:val="0"/>
               </w:rPr>
               <w:t xml:space="preserve">{%tr for item in ratings %}</w:t>
@@ -868,10 +871,13 @@
           </w:tcPr>
           <w:p>
             <w:pPr>
-              <w:rPr/>
+              <w:rPr>
+                <w:color w:val="ffffff"/>
+              </w:rPr>
             </w:pPr>
             <w:r>
               <w:rPr>
+                <w:color w:val="ffffff"/>
                 <w:rtl w:val="0"/>
               </w:rPr>
               <w:t xml:space="preserve">{%tr endfor %}</w:t>
@@ -948,13 +954,7 @@
     <w:p>
       <w:pPr>
         <w:spacing w:before="200" w:lineRule="auto"/>
-        <w:rPr>
-          <w:b w:val="1"/>
-          <w:bCs w:val="1"/>
-          <w:color w:val="c58634"/>
-          <w:sz w:val="56"/>
-          <w:szCs w:val="56"/>
-        </w:rPr>
+        <w:rPr/>
       </w:pPr>
       <w:r>
         <w:rPr>
@@ -1050,28 +1050,6 @@
               </w:rPr>
             </w:r>
           </w:p>
-          <w:p>
-            <w:pPr>
-              <w:spacing w:after="60" w:before="40" w:lineRule="auto"/>
-              <w:rPr/>
-            </w:pPr>
-            <w:r>
-              <w:rPr>
-                <w:i w:val="1"/>
-                <w:iCs w:val="1"/>
-                <w:color w:val="999999"/>
-                <w:sz w:val="16"/>
-                <w:szCs w:val="16"/>
-                <w:rtl w:val="0"/>
-              </w:rPr>
-              <w:t xml:space="preserve">(Pass an InlineImage from matplotlib/plotly as bar_chart)</w:t>
-            </w:r>
-            <w:r>
-              <w:rPr>
-                <w:rtl w:val="0"/>
-              </w:rPr>
-            </w:r>
-          </w:p>
         </w:tc>
       </w:tr>
     </w:tbl>
@@ -1101,6 +1079,9 @@
         </w:rPr>
       </w:pPr>
       <w:r>
+        <w:br w:type="page"/>
+      </w:r>
+      <w:r>
         <w:rPr>
           <w:rtl w:val="0"/>
         </w:rPr>
@@ -1112,155 +1093,15 @@
           <w:bottom w:color="e4d8cb" w:space="0" w:sz="4" w:val="single"/>
         </w:pBdr>
         <w:spacing w:after="100" w:before="200" w:lineRule="auto"/>
+        <w:rPr/>
+      </w:pPr>
+      <w:r>
         <w:rPr>
           <w:b w:val="1"/>
           <w:bCs w:val="1"/>
           <w:color w:val="5b3a22"/>
           <w:sz w:val="26"/>
           <w:szCs w:val="26"/>
-        </w:rPr>
-      </w:pPr>
-      <w:r>
-        <w:rPr>
-          <w:rtl w:val="0"/>
-        </w:rPr>
-      </w:r>
-    </w:p>
-    <w:p>
-      <w:pPr>
-        <w:pBdr>
-          <w:bottom w:color="e4d8cb" w:space="0" w:sz="4" w:val="single"/>
-        </w:pBdr>
-        <w:spacing w:after="100" w:before="200" w:lineRule="auto"/>
-        <w:rPr>
-          <w:b w:val="1"/>
-          <w:bCs w:val="1"/>
-          <w:color w:val="5b3a22"/>
-          <w:sz w:val="26"/>
-          <w:szCs w:val="26"/>
-        </w:rPr>
-      </w:pPr>
-      <w:r>
-        <w:rPr>
-          <w:rtl w:val="0"/>
-        </w:rPr>
-      </w:r>
-    </w:p>
-    <w:p>
-      <w:pPr>
-        <w:pBdr>
-          <w:bottom w:color="e4d8cb" w:space="0" w:sz="4" w:val="single"/>
-        </w:pBdr>
-        <w:spacing w:after="100" w:before="200" w:lineRule="auto"/>
-        <w:rPr>
-          <w:b w:val="1"/>
-          <w:bCs w:val="1"/>
-          <w:color w:val="5b3a22"/>
-          <w:sz w:val="26"/>
-          <w:szCs w:val="26"/>
-        </w:rPr>
-      </w:pPr>
-      <w:r>
-        <w:rPr>
-          <w:rtl w:val="0"/>
-        </w:rPr>
-      </w:r>
-    </w:p>
-    <w:p>
-      <w:pPr>
-        <w:pBdr>
-          <w:bottom w:color="e4d8cb" w:space="0" w:sz="4" w:val="single"/>
-        </w:pBdr>
-        <w:spacing w:after="100" w:before="200" w:lineRule="auto"/>
-        <w:rPr>
-          <w:b w:val="1"/>
-          <w:bCs w:val="1"/>
-          <w:color w:val="5b3a22"/>
-          <w:sz w:val="26"/>
-          <w:szCs w:val="26"/>
-        </w:rPr>
-      </w:pPr>
-      <w:r>
-        <w:rPr>
-          <w:rtl w:val="0"/>
-        </w:rPr>
-      </w:r>
-    </w:p>
-    <w:p>
-      <w:pPr>
-        <w:pBdr>
-          <w:bottom w:color="e4d8cb" w:space="0" w:sz="4" w:val="single"/>
-        </w:pBdr>
-        <w:spacing w:after="100" w:before="200" w:lineRule="auto"/>
-        <w:rPr>
-          <w:b w:val="1"/>
-          <w:bCs w:val="1"/>
-          <w:color w:val="5b3a22"/>
-          <w:sz w:val="26"/>
-          <w:szCs w:val="26"/>
-        </w:rPr>
-      </w:pPr>
-      <w:r>
-        <w:rPr>
-          <w:rtl w:val="0"/>
-        </w:rPr>
-      </w:r>
-    </w:p>
-    <w:p>
-      <w:pPr>
-        <w:pBdr>
-          <w:bottom w:color="e4d8cb" w:space="0" w:sz="4" w:val="single"/>
-        </w:pBdr>
-        <w:spacing w:after="100" w:before="200" w:lineRule="auto"/>
-        <w:rPr>
-          <w:b w:val="1"/>
-          <w:bCs w:val="1"/>
-          <w:color w:val="5b3a22"/>
-          <w:sz w:val="26"/>
-          <w:szCs w:val="26"/>
-        </w:rPr>
-      </w:pPr>
-      <w:r>
-        <w:rPr>
-          <w:rtl w:val="0"/>
-        </w:rPr>
-      </w:r>
-    </w:p>
-    <w:p>
-      <w:pPr>
-        <w:pBdr>
-          <w:bottom w:color="e4d8cb" w:space="0" w:sz="4" w:val="single"/>
-        </w:pBdr>
-        <w:spacing w:after="100" w:before="200" w:lineRule="auto"/>
-        <w:rPr>
-          <w:b w:val="1"/>
-          <w:bCs w:val="1"/>
-          <w:color w:val="5b3a22"/>
-          <w:sz w:val="26"/>
-          <w:szCs w:val="26"/>
-        </w:rPr>
-      </w:pPr>
-      <w:r>
-        <w:rPr>
-          <w:rtl w:val="0"/>
-        </w:rPr>
-      </w:r>
-    </w:p>
-    <w:p>
-      <w:pPr>
-        <w:pBdr>
-          <w:bottom w:color="e4d8cb" w:space="0" w:sz="4" w:val="single"/>
-        </w:pBdr>
-        <w:spacing w:after="100" w:before="200" w:lineRule="auto"/>
-        <w:rPr/>
-      </w:pPr>
-      <w:r>
-        <w:rPr>
-          <w:b w:val="1"/>
-          <w:bCs w:val="1"/>
-          <w:color w:val="5b3a22"/>
-          <w:sz w:val="26"/>
-          <w:szCs w:val="26"/>
           <w:rtl w:val="0"/>
         </w:rPr>
         <w:t xml:space="preserve">4. Floor Plan</w:t>
@@ -1274,7 +1115,7 @@
     <w:tbl>
       <w:tblPr>
         <w:tblStyle w:val="Table4"/>
-        <w:tblW w:w="11180.0" w:type="dxa"/>
+        <w:tblW w:w="10350.0" w:type="dxa"/>
         <w:jc w:val="left"/>
         <w:tblBorders>
           <w:top w:color="000000" w:space="0" w:sz="4" w:val="single"/>
@@ -1288,19 +1129,18 @@
         <w:tblLook w:val="0000"/>
       </w:tblPr>
       <w:tblGrid>
-        <w:gridCol w:w="7460"/>
-        <w:gridCol w:w="3720"/>
+        <w:gridCol w:w="5760"/>
+        <w:gridCol w:w="4590"/>
         <w:tblGridChange w:id="0">
           <w:tblGrid>
-            <w:gridCol w:w="7460"/>
-            <w:gridCol w:w="3720"/>
+            <w:gridCol w:w="5760"/>
+            <w:gridCol w:w="4590"/>
           </w:tblGrid>
         </w:tblGridChange>
       </w:tblGrid>
       <w:tr>
         <w:trPr>
           <w:cantSplit w:val="0"/>
-          <w:trHeight w:val="8640" w:hRule="atLeast"/>
           <w:tblHeader w:val="0"/>
         </w:trPr>
         <w:tc>
@@ -1365,7 +1205,6 @@
       <w:tr>
         <w:trPr>
           <w:cantSplit w:val="0"/>
-          <w:trHeight w:val="8640" w:hRule="atLeast"/>
           <w:tblHeader w:val="0"/>
         </w:trPr>
         <w:tc>
@@ -1434,6 +1273,29 @@
         </w:tc>
       </w:tr>
     </w:tbl>
+    <w:p>
+      <w:pPr>
+        <w:pBdr>
+          <w:bottom w:color="e4d8cb" w:space="0" w:sz="4" w:val="single"/>
+        </w:pBdr>
+        <w:spacing w:after="100" w:before="200" w:lineRule="auto"/>
+        <w:rPr>
+          <w:b w:val="1"/>
+          <w:bCs w:val="1"/>
+          <w:color w:val="5b3a22"/>
+          <w:sz w:val="26"/>
+          <w:szCs w:val="26"/>
+        </w:rPr>
+      </w:pPr>
+      <w:r>
+        <w:br w:type="page"/>
+      </w:r>
+      <w:r>
+        <w:rPr>
+          <w:rtl w:val="0"/>
+        </w:rPr>
+      </w:r>
+    </w:p>
     <w:p>
       <w:pPr>
         <w:pBdr>
@@ -1723,10 +1585,13 @@
           </w:tcPr>
           <w:p>
             <w:pPr>
-              <w:rPr/>
+              <w:rPr>
+                <w:color w:val="ffffff"/>
+              </w:rPr>
             </w:pPr>
             <w:r>
               <w:rPr>
+                <w:color w:val="ffffff"/>
                 <w:rtl w:val="0"/>
               </w:rPr>
               <w:t xml:space="preserve">{%tr for room in ratings %}</w:t>
@@ -1888,6 +1753,7 @@
       <w:tr>
         <w:trPr>
           <w:cantSplit w:val="0"/>
+          <w:trHeight w:val="184.98046875" w:hRule="atLeast"/>
           <w:tblHeader w:val="0"/>
         </w:trPr>
         <w:tc>
@@ -1901,10 +1767,13 @@
           </w:tcPr>
           <w:p>
             <w:pPr>
-              <w:rPr/>
+              <w:rPr>
+                <w:color w:val="ffffff"/>
+              </w:rPr>
             </w:pPr>
             <w:r>
               <w:rPr>
+                <w:color w:val="ffffff"/>
                 <w:rtl w:val="0"/>
               </w:rPr>
               <w:t xml:space="preserve">{%tr endfor %}</w:t>
@@ -1915,7 +1784,10 @@
     </w:tbl>
     <w:p>
       <w:pPr>
-        <w:spacing w:before="200" w:lineRule="auto"/>
+        <w:pBdr>
+          <w:bottom w:color="e4d8cb" w:space="0" w:sz="4" w:val="single"/>
+        </w:pBdr>
+        <w:spacing w:after="100" w:before="200" w:lineRule="auto"/>
         <w:rPr>
           <w:b w:val="1"/>
           <w:bCs w:val="1"/>
@@ -1958,13 +1830,15 @@
     <w:p>
       <w:pPr>
         <w:spacing w:after="80" w:lineRule="auto"/>
-        <w:rPr/>
+        <w:rPr>
+          <w:color w:val="ffffff"/>
+        </w:rPr>
       </w:pPr>
       <w:r>
         <w:rPr>
           <w:i w:val="1"/>
           <w:iCs w:val="1"/>
-          <w:color w:val="999999"/>
+          <w:color w:val="ffffff"/>
           <w:sz w:val="16"/>
           <w:szCs w:val="16"/>
           <w:rtl w:val="0"/>
@@ -2101,10 +1975,13 @@
           </w:tcPr>
           <w:p>
             <w:pPr>
-              <w:rPr/>
+              <w:rPr>
+                <w:color w:val="ffffff"/>
+              </w:rPr>
             </w:pPr>
             <w:r>
               <w:rPr>
+                <w:color w:val="ffffff"/>
                 <w:rtl w:val="0"/>
               </w:rPr>
               <w:t xml:space="preserve">{%tr for pair in rating_pairs %}</w:t>
@@ -2205,10 +2082,13 @@
           </w:tcPr>
           <w:p>
             <w:pPr>
-              <w:rPr/>
+              <w:rPr>
+                <w:color w:val="ffffff"/>
+              </w:rPr>
             </w:pPr>
             <w:r>
               <w:rPr>
+                <w:color w:val="ffffff"/>
                 <w:rtl w:val="0"/>
               </w:rPr>
               <w:t xml:space="preserve">{%tr endfor %}</w:t>
@@ -2220,13 +2100,7 @@
     <w:p>
       <w:pPr>
         <w:spacing w:before="200" w:lineRule="auto"/>
-        <w:rPr>
-          <w:b w:val="1"/>
-          <w:bCs w:val="1"/>
-          <w:color w:val="5b3a22"/>
-          <w:sz w:val="26"/>
-          <w:szCs w:val="26"/>
-        </w:rPr>
+        <w:rPr/>
       </w:pPr>
       <w:r>
         <w:rPr>
@@ -2383,10 +2257,13 @@
           </w:tcPr>
           <w:p>
             <w:pPr>
-              <w:rPr/>
+              <w:rPr>
+                <w:color w:val="ffffff"/>
+              </w:rPr>
             </w:pPr>
             <w:r>
               <w:rPr>
+                <w:color w:val="ffffff"/>
                 <w:rtl w:val="0"/>
               </w:rPr>
               <w:t xml:space="preserve">{%tr for item in ratings %}</w:t>
@@ -2474,10 +2351,13 @@
           </w:tcPr>
           <w:p>
             <w:pPr>
-              <w:rPr/>
+              <w:rPr>
+                <w:color w:val="ffffff"/>
+              </w:rPr>
             </w:pPr>
             <w:r>
               <w:rPr>
+                <w:color w:val="ffffff"/>
                 <w:rtl w:val="0"/>
               </w:rPr>
               <w:t xml:space="preserve">{%tr endfor %}</w:t>
@@ -2495,9 +2375,9 @@
         <w:rPr>
           <w:b w:val="1"/>
           <w:bCs w:val="1"/>
-          <w:color w:val="c58634"/>
-          <w:sz w:val="56"/>
-          <w:szCs w:val="56"/>
+          <w:color w:val="5b3a22"/>
+          <w:sz w:val="26"/>
+          <w:szCs w:val="26"/>
         </w:rPr>
       </w:pPr>
       <w:r>
@@ -4132,7 +4012,10 @@
       <w:pPr>
         <w:spacing w:after="160" w:before="80" w:lineRule="auto"/>
         <w:jc w:val="left"/>
-        <w:rPr/>
+        <w:rPr>
+          <w:b w:val="1"/>
+          <w:bCs w:val="1"/>
+        </w:rPr>
       </w:pPr>
       <w:r>
         <w:rPr>
@@ -4209,6 +4092,208 @@
         </w:rPr>
         <w:t xml:space="preserve">खरे वास्तु आपल्या अंतर्मनापासून सुरू होते आणि त्याचे प्रतिबिंब आपल्या सभोवतालच्या वातावरणात दिसून येते.</w:t>
       </w:r>
+    </w:p>
+    <w:p>
+      <w:pPr>
+        <w:spacing w:after="160" w:before="80" w:lineRule="auto"/>
+        <w:jc w:val="left"/>
+        <w:rPr>
+          <w:b w:val="1"/>
+          <w:bCs w:val="1"/>
+        </w:rPr>
+      </w:pPr>
+      <w:r>
+        <w:rPr>
+          <w:rtl w:val="0"/>
+        </w:rPr>
+      </w:r>
+    </w:p>
+    <w:p>
+      <w:pPr>
+        <w:spacing w:after="160" w:before="80" w:lineRule="auto"/>
+        <w:rPr>
+          <w:b w:val="1"/>
+          <w:bCs w:val="1"/>
+        </w:rPr>
+      </w:pPr>
+      <w:r>
+        <w:rPr>
+          <w:b w:val="1"/>
+          <w:bCs w:val="1"/>
+          <w:rtl w:val="0"/>
+        </w:rPr>
+        <w:t xml:space="preserve">🙏 धन्यवाद!</w:t>
+      </w:r>
+    </w:p>
+    <w:p>
+      <w:pPr>
+        <w:spacing w:after="160" w:before="80" w:lineRule="auto"/>
+        <w:rPr>
+          <w:b w:val="1"/>
+          <w:bCs w:val="1"/>
+        </w:rPr>
+      </w:pPr>
+      <w:r>
+        <w:rPr>
+          <w:rtl w:val="0"/>
+        </w:rPr>
+      </w:r>
+    </w:p>
+    <w:p>
+      <w:pPr>
+        <w:spacing w:after="160" w:before="80" w:lineRule="auto"/>
+        <w:rPr>
+          <w:b w:val="1"/>
+          <w:bCs w:val="1"/>
+        </w:rPr>
+      </w:pPr>
+      <w:r>
+        <w:rPr>
+          <w:rFonts w:ascii="Palanquin Dark" w:cs="Palanquin Dark" w:eastAsia="Palanquin Dark" w:hAnsi="Palanquin Dark"/>
+          <w:b w:val="1"/>
+          <w:bCs w:val="1"/>
+          <w:rtl w:val="0"/>
+        </w:rPr>
+        <w:t xml:space="preserve">आपल्या वास्तुशास्त्र विश्लेषणासाठी Spiritual Hut Academy of Occult Science वर विश्वास ठेवल्याबद्दल मनःपूर्वक धन्यवाद.</w:t>
+      </w:r>
+    </w:p>
+    <w:p>
+      <w:pPr>
+        <w:spacing w:after="160" w:before="80" w:lineRule="auto"/>
+        <w:rPr>
+          <w:b w:val="1"/>
+          <w:bCs w:val="1"/>
+        </w:rPr>
+      </w:pPr>
+      <w:r>
+        <w:rPr>
+          <w:rtl w:val="0"/>
+        </w:rPr>
+      </w:r>
+    </w:p>
+    <w:p>
+      <w:pPr>
+        <w:spacing w:after="160" w:before="80" w:lineRule="auto"/>
+        <w:rPr>
+          <w:b w:val="1"/>
+          <w:bCs w:val="1"/>
+        </w:rPr>
+      </w:pPr>
+      <w:r>
+        <w:rPr>
+          <w:rFonts w:ascii="Palanquin Dark" w:cs="Palanquin Dark" w:eastAsia="Palanquin Dark" w:hAnsi="Palanquin Dark"/>
+          <w:b w:val="1"/>
+          <w:bCs w:val="1"/>
+          <w:rtl w:val="0"/>
+        </w:rPr>
+        <w:t xml:space="preserve">हा अहवाल आपल्या घरात किंवा कार्यस्थळी सकारात्मक ऊर्जा, सौहार्द, उत्तम आरोग्य, आनंद आणि समृद्धी निर्माण करण्यास उपयुक्त ठरेल, अशी आम्हाला आशा आहे.</w:t>
+      </w:r>
+    </w:p>
+    <w:p>
+      <w:pPr>
+        <w:spacing w:after="160" w:before="80" w:lineRule="auto"/>
+        <w:rPr>
+          <w:b w:val="1"/>
+          <w:bCs w:val="1"/>
+        </w:rPr>
+      </w:pPr>
+      <w:r>
+        <w:rPr>
+          <w:rtl w:val="0"/>
+        </w:rPr>
+      </w:r>
+    </w:p>
+    <w:p>
+      <w:pPr>
+        <w:spacing w:after="160" w:before="80" w:lineRule="auto"/>
+        <w:rPr>
+          <w:b w:val="1"/>
+          <w:bCs w:val="1"/>
+        </w:rPr>
+      </w:pPr>
+      <w:r>
+        <w:rPr>
+          <w:rFonts w:ascii="Palanquin Dark" w:cs="Palanquin Dark" w:eastAsia="Palanquin Dark" w:hAnsi="Palanquin Dark"/>
+          <w:b w:val="1"/>
+          <w:bCs w:val="1"/>
+          <w:rtl w:val="0"/>
+        </w:rPr>
+        <w:t xml:space="preserve">या अहवालाबाबत कोणतीही शंका किंवा वैयक्तिक मार्गदर्शन हवे असल्यास, कृपया आमच्याशी संपर्क साधा. आपल्याला योग्य मार्गदर्शन करण्यासाठी आम्ही सदैव तत्पर आहोत.</w:t>
+      </w:r>
+    </w:p>
+    <w:p>
+      <w:pPr>
+        <w:spacing w:after="160" w:before="80" w:lineRule="auto"/>
+        <w:rPr>
+          <w:b w:val="1"/>
+          <w:bCs w:val="1"/>
+        </w:rPr>
+      </w:pPr>
+      <w:r>
+        <w:rPr>
+          <w:rtl w:val="0"/>
+        </w:rPr>
+      </w:r>
+    </w:p>
+    <w:p>
+      <w:pPr>
+        <w:spacing w:after="160" w:before="80" w:lineRule="auto"/>
+        <w:rPr>
+          <w:b w:val="1"/>
+          <w:bCs w:val="1"/>
+        </w:rPr>
+      </w:pPr>
+      <w:r>
+        <w:rPr>
+          <w:rFonts w:ascii="Arial Unicode MS" w:cs="Arial Unicode MS" w:eastAsia="Arial Unicode MS" w:hAnsi="Arial Unicode MS"/>
+          <w:b w:val="1"/>
+          <w:bCs w:val="1"/>
+          <w:rtl w:val="0"/>
+        </w:rPr>
+        <w:t xml:space="preserve">आपल्या जीवनात यश, शांतता आणि सकारात्मक ऊर्जा सदैव नांदो, हीच शुभेच्छा! ✨</w:t>
+      </w:r>
+    </w:p>
+    <w:p>
+      <w:pPr>
+        <w:spacing w:after="160" w:before="80" w:lineRule="auto"/>
+        <w:rPr>
+          <w:b w:val="1"/>
+          <w:bCs w:val="1"/>
+        </w:rPr>
+      </w:pPr>
+      <w:r>
+        <w:rPr>
+          <w:rtl w:val="0"/>
+        </w:rPr>
+      </w:r>
+    </w:p>
+    <w:p>
+      <w:pPr>
+        <w:spacing w:after="160" w:before="80" w:lineRule="auto"/>
+        <w:rPr>
+          <w:b w:val="1"/>
+          <w:bCs w:val="1"/>
+        </w:rPr>
+      </w:pPr>
+      <w:r>
+        <w:rPr>
+          <w:rFonts w:ascii="Palanquin Dark" w:cs="Palanquin Dark" w:eastAsia="Palanquin Dark" w:hAnsi="Palanquin Dark"/>
+          <w:b w:val="1"/>
+          <w:bCs w:val="1"/>
+          <w:rtl w:val="0"/>
+        </w:rPr>
+        <w:t xml:space="preserve">– टीम Spiritual Hut Academy of Occult Science</w:t>
+      </w:r>
+    </w:p>
+    <w:p>
+      <w:pPr>
+        <w:spacing w:after="160" w:before="80" w:lineRule="auto"/>
+        <w:jc w:val="left"/>
+        <w:rPr>
+          <w:b w:val="1"/>
+          <w:bCs w:val="1"/>
+        </w:rPr>
+      </w:pPr>
       <w:r>
         <w:rPr>
           <w:rtl w:val="0"/>

--- a/app/services/templates/report_mr.docx
+++ b/app/services/templates/report_mr.docx
@@ -2125,7 +2125,7 @@
           <w:szCs w:val="26"/>
           <w:rtl w:val="0"/>
         </w:rPr>
-        <w:t xml:space="preserve">7. Suggested Remedies</w:t>
+        <w:t xml:space="preserve">7. Suggested Remedies (Pyramids/Ratna/Yantra/Crystals)</w:t>
       </w:r>
       <w:r>
         <w:rPr>
@@ -2330,7 +2330,7 @@
               <w:rPr>
                 <w:rtl w:val="0"/>
               </w:rPr>
-              <w:t xml:space="preserve">{{ item.remedy }}</w:t>
+              <w:t xml:space="preserve">{{ item.sug_remedy }}</w:t>
             </w:r>
           </w:p>
         </w:tc>

--- a/app/services/templates/report_mr.docx
+++ b/app/services/templates/report_mr.docx
@@ -4294,6 +4294,1844 @@
           <w:bCs w:val="1"/>
         </w:rPr>
       </w:pPr>
+      <w:r>
+        <w:rPr>
+          <w:rtl w:val="0"/>
+        </w:rPr>
+      </w:r>
+    </w:p>
+    <w:p>
+      <w:pPr>
+        <w:pStyle w:val="Heading3"/>
+        <w:keepNext w:val="0"/>
+        <w:keepLines w:val="0"/>
+        <w:spacing w:before="280" w:lineRule="auto"/>
+        <w:rPr/>
+      </w:pPr>
+      <w:bookmarkStart w:colFirst="0" w:colLast="0" w:name="_na0bfm7jpd8" w:id="0"/>
+      <w:bookmarkEnd w:id="0"/>
+      <w:r>
+        <w:rPr>
+          <w:rFonts w:ascii="Palanquin Dark" w:cs="Palanquin Dark" w:eastAsia="Palanquin Dark" w:hAnsi="Palanquin Dark"/>
+          <w:b w:val="1"/>
+          <w:bCs w:val="1"/>
+          <w:color w:val="000000"/>
+          <w:sz w:val="26"/>
+          <w:szCs w:val="26"/>
+          <w:rtl w:val="0"/>
+        </w:rPr>
+        <w:t xml:space="preserve">16 दिशा नुसार आदर्श घर (Ideal House Directions)</w:t>
+      </w:r>
+      <w:r>
+        <w:rPr>
+          <w:rtl w:val="0"/>
+        </w:rPr>
+      </w:r>
+    </w:p>
+    <w:p>
+      <w:pPr>
+        <w:spacing w:after="240" w:before="240" w:lineRule="auto"/>
+        <w:rPr/>
+      </w:pPr>
+      <w:r>
+        <w:rPr>
+          <w:rFonts w:ascii="Palanquin Dark" w:cs="Palanquin Dark" w:eastAsia="Palanquin Dark" w:hAnsi="Palanquin Dark"/>
+          <w:rtl w:val="0"/>
+        </w:rPr>
+        <w:t xml:space="preserve">जर 16 दिशा (Vastu 16 Direction Model) नुसार आदर्श घर (Ideal House) कोणत्या दिशेत काय असावे हे पाहायचे असेल, तर खालील चार्ट सर्वात उपयुक्त आहे. हा चार्ट Vastu Purush Mandal आणि 16 झोन पद्धतीवर आधारित आहे.</w:t>
+      </w:r>
+    </w:p>
+    <w:p>
+      <w:pPr>
+        <w:rPr>
+          <w:b w:val="1"/>
+          <w:bCs w:val="1"/>
+          <w:sz w:val="26"/>
+          <w:szCs w:val="26"/>
+        </w:rPr>
+      </w:pPr>
+      <w:r>
+        <w:rPr>
+          <w:rtl w:val="0"/>
+        </w:rPr>
+      </w:r>
+    </w:p>
+    <w:p>
+      <w:pPr>
+        <w:rPr>
+          <w:b w:val="1"/>
+          <w:bCs w:val="1"/>
+          <w:sz w:val="26"/>
+          <w:szCs w:val="26"/>
+        </w:rPr>
+      </w:pPr>
+      <w:r>
+        <w:rPr>
+          <w:b w:val="1"/>
+          <w:bCs w:val="1"/>
+          <w:sz w:val="26"/>
+          <w:szCs w:val="26"/>
+        </w:rPr>
+        <w:drawing>
+          <wp:inline distB="114300" distT="114300" distL="114300" distR="114300">
+            <wp:extent cx="5731200" cy="5727700"/>
+            <wp:effectExtent b="0" l="0" r="0" t="0"/>
+            <wp:docPr descr="Mahavastu -A Science" id="2" name="image3.jpg"/>
+            <a:graphic>
+              <a:graphicData uri="http://schemas.openxmlformats.org/drawingml/2006/picture">
+                <pic:pic>
+                  <pic:nvPicPr>
+                    <pic:cNvPr descr="Mahavastu -A Science" id="0" name="image3.jpg"/>
+                    <pic:cNvPicPr preferRelativeResize="0"/>
+                  </pic:nvPicPr>
+                  <pic:blipFill>
+                    <a:blip r:embed="rId10"/>
+                    <a:srcRect b="0" l="0" r="0" t="0"/>
+                    <a:stretch>
+                      <a:fillRect/>
+                    </a:stretch>
+                  </pic:blipFill>
+                  <pic:spPr>
+                    <a:xfrm>
+                      <a:off x="0" y="0"/>
+                      <a:ext cx="5731200" cy="5727700"/>
+                    </a:xfrm>
+                    <a:prstGeom prst="rect"/>
+                    <a:ln/>
+                  </pic:spPr>
+                </pic:pic>
+              </a:graphicData>
+            </a:graphic>
+          </wp:inline>
+        </w:drawing>
+      </w:r>
+      <w:r>
+        <w:rPr>
+          <w:rtl w:val="0"/>
+        </w:rPr>
+      </w:r>
+    </w:p>
+    <w:p>
+      <w:pPr>
+        <w:rPr>
+          <w:b w:val="1"/>
+          <w:bCs w:val="1"/>
+          <w:sz w:val="26"/>
+          <w:szCs w:val="26"/>
+        </w:rPr>
+      </w:pPr>
+      <w:r>
+        <w:rPr>
+          <w:b w:val="1"/>
+          <w:bCs w:val="1"/>
+          <w:sz w:val="26"/>
+          <w:szCs w:val="26"/>
+        </w:rPr>
+        <w:drawing>
+          <wp:inline distB="114300" distT="114300" distL="114300" distR="114300">
+            <wp:extent cx="4200525" cy="4562475"/>
+            <wp:effectExtent b="0" l="0" r="0" t="0"/>
+            <wp:docPr descr="Vastu Colors for Each Zone" id="4" name="image1.jpg"/>
+            <a:graphic>
+              <a:graphicData uri="http://schemas.openxmlformats.org/drawingml/2006/picture">
+                <pic:pic>
+                  <pic:nvPicPr>
+                    <pic:cNvPr descr="Vastu Colors for Each Zone" id="0" name="image1.jpg"/>
+                    <pic:cNvPicPr preferRelativeResize="0"/>
+                  </pic:nvPicPr>
+                  <pic:blipFill>
+                    <a:blip r:embed="rId11"/>
+                    <a:srcRect b="0" l="0" r="0" t="0"/>
+                    <a:stretch>
+                      <a:fillRect/>
+                    </a:stretch>
+                  </pic:blipFill>
+                  <pic:spPr>
+                    <a:xfrm>
+                      <a:off x="0" y="0"/>
+                      <a:ext cx="4200525" cy="4562475"/>
+                    </a:xfrm>
+                    <a:prstGeom prst="rect"/>
+                    <a:ln/>
+                  </pic:spPr>
+                </pic:pic>
+              </a:graphicData>
+            </a:graphic>
+          </wp:inline>
+        </w:drawing>
+      </w:r>
+      <w:r>
+        <w:rPr>
+          <w:rtl w:val="0"/>
+        </w:rPr>
+      </w:r>
+    </w:p>
+    <w:p>
+      <w:pPr>
+        <w:rPr/>
+      </w:pPr>
+      <w:r>
+        <w:rPr>
+          <w:rtl w:val="0"/>
+        </w:rPr>
+        <w:t xml:space="preserve">6</w:t>
+      </w:r>
+    </w:p>
+    <w:p>
+      <w:pPr>
+        <w:pStyle w:val="Heading3"/>
+        <w:keepNext w:val="0"/>
+        <w:keepLines w:val="0"/>
+        <w:spacing w:before="280" w:lineRule="auto"/>
+        <w:rPr>
+          <w:b w:val="1"/>
+          <w:bCs w:val="1"/>
+          <w:color w:val="000000"/>
+          <w:sz w:val="26"/>
+          <w:szCs w:val="26"/>
+        </w:rPr>
+      </w:pPr>
+      <w:bookmarkStart w:colFirst="0" w:colLast="0" w:name="_sbpm8oku2fm2" w:id="1"/>
+      <w:bookmarkEnd w:id="1"/>
+      <w:r>
+        <w:rPr>
+          <w:rFonts w:ascii="Palanquin Dark" w:cs="Palanquin Dark" w:eastAsia="Palanquin Dark" w:hAnsi="Palanquin Dark"/>
+          <w:b w:val="1"/>
+          <w:bCs w:val="1"/>
+          <w:color w:val="000000"/>
+          <w:sz w:val="26"/>
+          <w:szCs w:val="26"/>
+          <w:rtl w:val="0"/>
+        </w:rPr>
+        <w:t xml:space="preserve">16 दिशांचा संपूर्ण चार्ट</w:t>
+      </w:r>
+    </w:p>
+    <w:tbl>
+      <w:tblPr>
+        <w:tblStyle w:val="Table1"/>
+        <w:tblW w:w="4510.0" w:type="dxa"/>
+        <w:jc w:val="left"/>
+        <w:tblBorders>
+          <w:top w:color="000000" w:space="0" w:sz="0" w:val="nil"/>
+          <w:left w:color="000000" w:space="0" w:sz="0" w:val="nil"/>
+          <w:bottom w:color="000000" w:space="0" w:sz="0" w:val="nil"/>
+          <w:right w:color="000000" w:space="0" w:sz="0" w:val="nil"/>
+          <w:insideH w:color="000000" w:space="0" w:sz="0" w:val="nil"/>
+          <w:insideV w:color="000000" w:space="0" w:sz="0" w:val="nil"/>
+        </w:tblBorders>
+        <w:tblLayout w:type="fixed"/>
+        <w:tblLook w:val="0600"/>
+      </w:tblPr>
+      <w:tblGrid>
+        <w:gridCol w:w="1430"/>
+        <w:gridCol w:w="3080"/>
+        <w:tblGridChange w:id="0">
+          <w:tblGrid>
+            <w:gridCol w:w="1430"/>
+            <w:gridCol w:w="3080"/>
+          </w:tblGrid>
+        </w:tblGridChange>
+      </w:tblGrid>
+      <w:tr>
+        <w:trPr>
+          <w:cantSplit w:val="0"/>
+          <w:trHeight w:val="545" w:hRule="atLeast"/>
+          <w:tblHeader w:val="0"/>
+        </w:trPr>
+        <w:tc>
+          <w:tcPr>
+            <w:tcBorders>
+              <w:top w:color="000000" w:space="0" w:sz="0" w:val="nil"/>
+              <w:left w:color="000000" w:space="0" w:sz="0" w:val="nil"/>
+              <w:bottom w:color="000000" w:space="0" w:sz="0" w:val="nil"/>
+              <w:right w:color="000000" w:space="0" w:sz="0" w:val="nil"/>
+            </w:tcBorders>
+            <w:tcMar>
+              <w:top w:w="100.0" w:type="dxa"/>
+              <w:left w:w="100.0" w:type="dxa"/>
+              <w:bottom w:w="100.0" w:type="dxa"/>
+              <w:right w:w="100.0" w:type="dxa"/>
+            </w:tcMar>
+            <w:vAlign w:val="top"/>
+          </w:tcPr>
+          <w:p>
+            <w:pPr>
+              <w:spacing w:after="240" w:before="240" w:lineRule="auto"/>
+              <w:jc w:val="center"/>
+              <w:rPr>
+                <w:b w:val="1"/>
+                <w:bCs w:val="1"/>
+              </w:rPr>
+            </w:pPr>
+            <w:r>
+              <w:rPr>
+                <w:rFonts w:ascii="Palanquin Dark" w:cs="Palanquin Dark" w:eastAsia="Palanquin Dark" w:hAnsi="Palanquin Dark"/>
+                <w:b w:val="1"/>
+                <w:bCs w:val="1"/>
+                <w:rtl w:val="0"/>
+              </w:rPr>
+              <w:t xml:space="preserve">दिशा</w:t>
+            </w:r>
+          </w:p>
+        </w:tc>
+        <w:tc>
+          <w:tcPr>
+            <w:tcBorders>
+              <w:top w:color="000000" w:space="0" w:sz="0" w:val="nil"/>
+              <w:left w:color="000000" w:space="0" w:sz="0" w:val="nil"/>
+              <w:bottom w:color="000000" w:space="0" w:sz="0" w:val="nil"/>
+              <w:right w:color="000000" w:space="0" w:sz="0" w:val="nil"/>
+            </w:tcBorders>
+            <w:tcMar>
+              <w:top w:w="100.0" w:type="dxa"/>
+              <w:left w:w="100.0" w:type="dxa"/>
+              <w:bottom w:w="100.0" w:type="dxa"/>
+              <w:right w:w="100.0" w:type="dxa"/>
+            </w:tcMar>
+            <w:vAlign w:val="top"/>
+          </w:tcPr>
+          <w:p>
+            <w:pPr>
+              <w:spacing w:after="240" w:before="240" w:lineRule="auto"/>
+              <w:jc w:val="center"/>
+              <w:rPr>
+                <w:b w:val="1"/>
+                <w:bCs w:val="1"/>
+              </w:rPr>
+            </w:pPr>
+            <w:r>
+              <w:rPr>
+                <w:rFonts w:ascii="Palanquin Dark" w:cs="Palanquin Dark" w:eastAsia="Palanquin Dark" w:hAnsi="Palanquin Dark"/>
+                <w:b w:val="1"/>
+                <w:bCs w:val="1"/>
+                <w:rtl w:val="0"/>
+              </w:rPr>
+              <w:t xml:space="preserve">आदर्श उपयोग</w:t>
+            </w:r>
+          </w:p>
+        </w:tc>
+      </w:tr>
+      <w:tr>
+        <w:trPr>
+          <w:cantSplit w:val="0"/>
+          <w:trHeight w:val="545" w:hRule="atLeast"/>
+          <w:tblHeader w:val="0"/>
+        </w:trPr>
+        <w:tc>
+          <w:tcPr>
+            <w:tcBorders>
+              <w:top w:color="000000" w:space="0" w:sz="0" w:val="nil"/>
+              <w:left w:color="000000" w:space="0" w:sz="0" w:val="nil"/>
+              <w:bottom w:color="000000" w:space="0" w:sz="0" w:val="nil"/>
+              <w:right w:color="000000" w:space="0" w:sz="0" w:val="nil"/>
+            </w:tcBorders>
+            <w:tcMar>
+              <w:top w:w="100.0" w:type="dxa"/>
+              <w:left w:w="100.0" w:type="dxa"/>
+              <w:bottom w:w="100.0" w:type="dxa"/>
+              <w:right w:w="100.0" w:type="dxa"/>
+            </w:tcMar>
+            <w:vAlign w:val="top"/>
+          </w:tcPr>
+          <w:p>
+            <w:pPr>
+              <w:spacing w:after="240" w:before="240" w:lineRule="auto"/>
+              <w:rPr/>
+            </w:pPr>
+            <w:r>
+              <w:rPr>
+                <w:rFonts w:ascii="Palanquin Dark" w:cs="Palanquin Dark" w:eastAsia="Palanquin Dark" w:hAnsi="Palanquin Dark"/>
+                <w:rtl w:val="0"/>
+              </w:rPr>
+              <w:t xml:space="preserve">N (उत्तर)</w:t>
+            </w:r>
+          </w:p>
+        </w:tc>
+        <w:tc>
+          <w:tcPr>
+            <w:tcBorders>
+              <w:top w:color="000000" w:space="0" w:sz="0" w:val="nil"/>
+              <w:left w:color="000000" w:space="0" w:sz="0" w:val="nil"/>
+              <w:bottom w:color="000000" w:space="0" w:sz="0" w:val="nil"/>
+              <w:right w:color="000000" w:space="0" w:sz="0" w:val="nil"/>
+            </w:tcBorders>
+            <w:tcMar>
+              <w:top w:w="100.0" w:type="dxa"/>
+              <w:left w:w="100.0" w:type="dxa"/>
+              <w:bottom w:w="100.0" w:type="dxa"/>
+              <w:right w:w="100.0" w:type="dxa"/>
+            </w:tcMar>
+            <w:vAlign w:val="top"/>
+          </w:tcPr>
+          <w:p>
+            <w:pPr>
+              <w:spacing w:after="240" w:before="240" w:lineRule="auto"/>
+              <w:rPr/>
+            </w:pPr>
+            <w:r>
+              <w:rPr>
+                <w:rFonts w:ascii="Palanquin Dark" w:cs="Palanquin Dark" w:eastAsia="Palanquin Dark" w:hAnsi="Palanquin Dark"/>
+                <w:rtl w:val="0"/>
+              </w:rPr>
+              <w:t xml:space="preserve">पैसा, ऑफिस, कॅश लॉकर</w:t>
+            </w:r>
+          </w:p>
+        </w:tc>
+      </w:tr>
+      <w:tr>
+        <w:trPr>
+          <w:cantSplit w:val="0"/>
+          <w:trHeight w:val="545" w:hRule="atLeast"/>
+          <w:tblHeader w:val="0"/>
+        </w:trPr>
+        <w:tc>
+          <w:tcPr>
+            <w:tcBorders>
+              <w:top w:color="000000" w:space="0" w:sz="0" w:val="nil"/>
+              <w:left w:color="000000" w:space="0" w:sz="0" w:val="nil"/>
+              <w:bottom w:color="000000" w:space="0" w:sz="0" w:val="nil"/>
+              <w:right w:color="000000" w:space="0" w:sz="0" w:val="nil"/>
+            </w:tcBorders>
+            <w:tcMar>
+              <w:top w:w="100.0" w:type="dxa"/>
+              <w:left w:w="100.0" w:type="dxa"/>
+              <w:bottom w:w="100.0" w:type="dxa"/>
+              <w:right w:w="100.0" w:type="dxa"/>
+            </w:tcMar>
+            <w:vAlign w:val="top"/>
+          </w:tcPr>
+          <w:p>
+            <w:pPr>
+              <w:spacing w:after="240" w:before="240" w:lineRule="auto"/>
+              <w:rPr/>
+            </w:pPr>
+            <w:r>
+              <w:rPr>
+                <w:rtl w:val="0"/>
+              </w:rPr>
+              <w:t xml:space="preserve">NNE</w:t>
+            </w:r>
+          </w:p>
+        </w:tc>
+        <w:tc>
+          <w:tcPr>
+            <w:tcBorders>
+              <w:top w:color="000000" w:space="0" w:sz="0" w:val="nil"/>
+              <w:left w:color="000000" w:space="0" w:sz="0" w:val="nil"/>
+              <w:bottom w:color="000000" w:space="0" w:sz="0" w:val="nil"/>
+              <w:right w:color="000000" w:space="0" w:sz="0" w:val="nil"/>
+            </w:tcBorders>
+            <w:tcMar>
+              <w:top w:w="100.0" w:type="dxa"/>
+              <w:left w:w="100.0" w:type="dxa"/>
+              <w:bottom w:w="100.0" w:type="dxa"/>
+              <w:right w:w="100.0" w:type="dxa"/>
+            </w:tcMar>
+            <w:vAlign w:val="top"/>
+          </w:tcPr>
+          <w:p>
+            <w:pPr>
+              <w:spacing w:after="240" w:before="240" w:lineRule="auto"/>
+              <w:rPr/>
+            </w:pPr>
+            <w:r>
+              <w:rPr>
+                <w:rFonts w:ascii="Palanquin Dark" w:cs="Palanquin Dark" w:eastAsia="Palanquin Dark" w:hAnsi="Palanquin Dark"/>
+                <w:rtl w:val="0"/>
+              </w:rPr>
+              <w:t xml:space="preserve">आरोग्य, ध्यान, पाण्याची व्यवस्था</w:t>
+            </w:r>
+          </w:p>
+        </w:tc>
+      </w:tr>
+      <w:tr>
+        <w:trPr>
+          <w:cantSplit w:val="0"/>
+          <w:trHeight w:val="545" w:hRule="atLeast"/>
+          <w:tblHeader w:val="0"/>
+        </w:trPr>
+        <w:tc>
+          <w:tcPr>
+            <w:tcBorders>
+              <w:top w:color="000000" w:space="0" w:sz="0" w:val="nil"/>
+              <w:left w:color="000000" w:space="0" w:sz="0" w:val="nil"/>
+              <w:bottom w:color="000000" w:space="0" w:sz="0" w:val="nil"/>
+              <w:right w:color="000000" w:space="0" w:sz="0" w:val="nil"/>
+            </w:tcBorders>
+            <w:tcMar>
+              <w:top w:w="100.0" w:type="dxa"/>
+              <w:left w:w="100.0" w:type="dxa"/>
+              <w:bottom w:w="100.0" w:type="dxa"/>
+              <w:right w:w="100.0" w:type="dxa"/>
+            </w:tcMar>
+            <w:vAlign w:val="top"/>
+          </w:tcPr>
+          <w:p>
+            <w:pPr>
+              <w:spacing w:after="240" w:before="240" w:lineRule="auto"/>
+              <w:rPr/>
+            </w:pPr>
+            <w:r>
+              <w:rPr>
+                <w:rFonts w:ascii="Palanquin Dark" w:cs="Palanquin Dark" w:eastAsia="Palanquin Dark" w:hAnsi="Palanquin Dark"/>
+                <w:rtl w:val="0"/>
+              </w:rPr>
+              <w:t xml:space="preserve">NE (ईशान्य)</w:t>
+            </w:r>
+          </w:p>
+        </w:tc>
+        <w:tc>
+          <w:tcPr>
+            <w:tcBorders>
+              <w:top w:color="000000" w:space="0" w:sz="0" w:val="nil"/>
+              <w:left w:color="000000" w:space="0" w:sz="0" w:val="nil"/>
+              <w:bottom w:color="000000" w:space="0" w:sz="0" w:val="nil"/>
+              <w:right w:color="000000" w:space="0" w:sz="0" w:val="nil"/>
+            </w:tcBorders>
+            <w:tcMar>
+              <w:top w:w="100.0" w:type="dxa"/>
+              <w:left w:w="100.0" w:type="dxa"/>
+              <w:bottom w:w="100.0" w:type="dxa"/>
+              <w:right w:w="100.0" w:type="dxa"/>
+            </w:tcMar>
+            <w:vAlign w:val="top"/>
+          </w:tcPr>
+          <w:p>
+            <w:pPr>
+              <w:spacing w:after="240" w:before="240" w:lineRule="auto"/>
+              <w:rPr/>
+            </w:pPr>
+            <w:r>
+              <w:rPr>
+                <w:rFonts w:ascii="Palanquin Dark" w:cs="Palanquin Dark" w:eastAsia="Palanquin Dark" w:hAnsi="Palanquin Dark"/>
+                <w:rtl w:val="0"/>
+              </w:rPr>
+              <w:t xml:space="preserve">मंदिर, पूजा, खुली जागा</w:t>
+            </w:r>
+          </w:p>
+        </w:tc>
+      </w:tr>
+      <w:tr>
+        <w:trPr>
+          <w:cantSplit w:val="0"/>
+          <w:trHeight w:val="545" w:hRule="atLeast"/>
+          <w:tblHeader w:val="0"/>
+        </w:trPr>
+        <w:tc>
+          <w:tcPr>
+            <w:tcBorders>
+              <w:top w:color="000000" w:space="0" w:sz="0" w:val="nil"/>
+              <w:left w:color="000000" w:space="0" w:sz="0" w:val="nil"/>
+              <w:bottom w:color="000000" w:space="0" w:sz="0" w:val="nil"/>
+              <w:right w:color="000000" w:space="0" w:sz="0" w:val="nil"/>
+            </w:tcBorders>
+            <w:tcMar>
+              <w:top w:w="100.0" w:type="dxa"/>
+              <w:left w:w="100.0" w:type="dxa"/>
+              <w:bottom w:w="100.0" w:type="dxa"/>
+              <w:right w:w="100.0" w:type="dxa"/>
+            </w:tcMar>
+            <w:vAlign w:val="top"/>
+          </w:tcPr>
+          <w:p>
+            <w:pPr>
+              <w:spacing w:after="240" w:before="240" w:lineRule="auto"/>
+              <w:rPr/>
+            </w:pPr>
+            <w:r>
+              <w:rPr>
+                <w:rtl w:val="0"/>
+              </w:rPr>
+              <w:t xml:space="preserve">ENE</w:t>
+            </w:r>
+          </w:p>
+        </w:tc>
+        <w:tc>
+          <w:tcPr>
+            <w:tcBorders>
+              <w:top w:color="000000" w:space="0" w:sz="0" w:val="nil"/>
+              <w:left w:color="000000" w:space="0" w:sz="0" w:val="nil"/>
+              <w:bottom w:color="000000" w:space="0" w:sz="0" w:val="nil"/>
+              <w:right w:color="000000" w:space="0" w:sz="0" w:val="nil"/>
+            </w:tcBorders>
+            <w:tcMar>
+              <w:top w:w="100.0" w:type="dxa"/>
+              <w:left w:w="100.0" w:type="dxa"/>
+              <w:bottom w:w="100.0" w:type="dxa"/>
+              <w:right w:w="100.0" w:type="dxa"/>
+            </w:tcMar>
+            <w:vAlign w:val="top"/>
+          </w:tcPr>
+          <w:p>
+            <w:pPr>
+              <w:spacing w:after="240" w:before="240" w:lineRule="auto"/>
+              <w:rPr/>
+            </w:pPr>
+            <w:r>
+              <w:rPr>
+                <w:rFonts w:ascii="Palanquin Dark" w:cs="Palanquin Dark" w:eastAsia="Palanquin Dark" w:hAnsi="Palanquin Dark"/>
+                <w:rtl w:val="0"/>
+              </w:rPr>
+              <w:t xml:space="preserve">अभ्यास, मुलांचा अभ्यास</w:t>
+            </w:r>
+          </w:p>
+        </w:tc>
+      </w:tr>
+      <w:tr>
+        <w:trPr>
+          <w:cantSplit w:val="0"/>
+          <w:trHeight w:val="545" w:hRule="atLeast"/>
+          <w:tblHeader w:val="0"/>
+        </w:trPr>
+        <w:tc>
+          <w:tcPr>
+            <w:tcBorders>
+              <w:top w:color="000000" w:space="0" w:sz="0" w:val="nil"/>
+              <w:left w:color="000000" w:space="0" w:sz="0" w:val="nil"/>
+              <w:bottom w:color="000000" w:space="0" w:sz="0" w:val="nil"/>
+              <w:right w:color="000000" w:space="0" w:sz="0" w:val="nil"/>
+            </w:tcBorders>
+            <w:tcMar>
+              <w:top w:w="100.0" w:type="dxa"/>
+              <w:left w:w="100.0" w:type="dxa"/>
+              <w:bottom w:w="100.0" w:type="dxa"/>
+              <w:right w:w="100.0" w:type="dxa"/>
+            </w:tcMar>
+            <w:vAlign w:val="top"/>
+          </w:tcPr>
+          <w:p>
+            <w:pPr>
+              <w:spacing w:after="240" w:before="240" w:lineRule="auto"/>
+              <w:rPr/>
+            </w:pPr>
+            <w:r>
+              <w:rPr>
+                <w:rFonts w:ascii="Palanquin Dark" w:cs="Palanquin Dark" w:eastAsia="Palanquin Dark" w:hAnsi="Palanquin Dark"/>
+                <w:rtl w:val="0"/>
+              </w:rPr>
+              <w:t xml:space="preserve">E (पूर्व)</w:t>
+            </w:r>
+          </w:p>
+        </w:tc>
+        <w:tc>
+          <w:tcPr>
+            <w:tcBorders>
+              <w:top w:color="000000" w:space="0" w:sz="0" w:val="nil"/>
+              <w:left w:color="000000" w:space="0" w:sz="0" w:val="nil"/>
+              <w:bottom w:color="000000" w:space="0" w:sz="0" w:val="nil"/>
+              <w:right w:color="000000" w:space="0" w:sz="0" w:val="nil"/>
+            </w:tcBorders>
+            <w:tcMar>
+              <w:top w:w="100.0" w:type="dxa"/>
+              <w:left w:w="100.0" w:type="dxa"/>
+              <w:bottom w:w="100.0" w:type="dxa"/>
+              <w:right w:w="100.0" w:type="dxa"/>
+            </w:tcMar>
+            <w:vAlign w:val="top"/>
+          </w:tcPr>
+          <w:p>
+            <w:pPr>
+              <w:spacing w:after="240" w:before="240" w:lineRule="auto"/>
+              <w:rPr/>
+            </w:pPr>
+            <w:r>
+              <w:rPr>
+                <w:rFonts w:ascii="Palanquin Dark" w:cs="Palanquin Dark" w:eastAsia="Palanquin Dark" w:hAnsi="Palanquin Dark"/>
+                <w:rtl w:val="0"/>
+              </w:rPr>
+              <w:t xml:space="preserve">मुख्य प्रवेश (E3/E4), लिव्हिंग</w:t>
+            </w:r>
+          </w:p>
+        </w:tc>
+      </w:tr>
+      <w:tr>
+        <w:trPr>
+          <w:cantSplit w:val="0"/>
+          <w:trHeight w:val="545" w:hRule="atLeast"/>
+          <w:tblHeader w:val="0"/>
+        </w:trPr>
+        <w:tc>
+          <w:tcPr>
+            <w:tcBorders>
+              <w:top w:color="000000" w:space="0" w:sz="0" w:val="nil"/>
+              <w:left w:color="000000" w:space="0" w:sz="0" w:val="nil"/>
+              <w:bottom w:color="000000" w:space="0" w:sz="0" w:val="nil"/>
+              <w:right w:color="000000" w:space="0" w:sz="0" w:val="nil"/>
+            </w:tcBorders>
+            <w:tcMar>
+              <w:top w:w="100.0" w:type="dxa"/>
+              <w:left w:w="100.0" w:type="dxa"/>
+              <w:bottom w:w="100.0" w:type="dxa"/>
+              <w:right w:w="100.0" w:type="dxa"/>
+            </w:tcMar>
+            <w:vAlign w:val="top"/>
+          </w:tcPr>
+          <w:p>
+            <w:pPr>
+              <w:spacing w:after="240" w:before="240" w:lineRule="auto"/>
+              <w:rPr/>
+            </w:pPr>
+            <w:r>
+              <w:rPr>
+                <w:rtl w:val="0"/>
+              </w:rPr>
+              <w:t xml:space="preserve">ESE</w:t>
+            </w:r>
+          </w:p>
+        </w:tc>
+        <w:tc>
+          <w:tcPr>
+            <w:tcBorders>
+              <w:top w:color="000000" w:space="0" w:sz="0" w:val="nil"/>
+              <w:left w:color="000000" w:space="0" w:sz="0" w:val="nil"/>
+              <w:bottom w:color="000000" w:space="0" w:sz="0" w:val="nil"/>
+              <w:right w:color="000000" w:space="0" w:sz="0" w:val="nil"/>
+            </w:tcBorders>
+            <w:tcMar>
+              <w:top w:w="100.0" w:type="dxa"/>
+              <w:left w:w="100.0" w:type="dxa"/>
+              <w:bottom w:w="100.0" w:type="dxa"/>
+              <w:right w:w="100.0" w:type="dxa"/>
+            </w:tcMar>
+            <w:vAlign w:val="top"/>
+          </w:tcPr>
+          <w:p>
+            <w:pPr>
+              <w:spacing w:after="240" w:before="240" w:lineRule="auto"/>
+              <w:rPr/>
+            </w:pPr>
+            <w:r>
+              <w:rPr>
+                <w:rFonts w:ascii="Palanquin Dark" w:cs="Palanquin Dark" w:eastAsia="Palanquin Dark" w:hAnsi="Palanquin Dark"/>
+                <w:rtl w:val="0"/>
+              </w:rPr>
+              <w:t xml:space="preserve">इलेक्ट्रॉनिक्स, इन्व्हर्टर</w:t>
+            </w:r>
+          </w:p>
+        </w:tc>
+      </w:tr>
+      <w:tr>
+        <w:trPr>
+          <w:cantSplit w:val="0"/>
+          <w:trHeight w:val="545" w:hRule="atLeast"/>
+          <w:tblHeader w:val="0"/>
+        </w:trPr>
+        <w:tc>
+          <w:tcPr>
+            <w:tcBorders>
+              <w:top w:color="000000" w:space="0" w:sz="0" w:val="nil"/>
+              <w:left w:color="000000" w:space="0" w:sz="0" w:val="nil"/>
+              <w:bottom w:color="000000" w:space="0" w:sz="0" w:val="nil"/>
+              <w:right w:color="000000" w:space="0" w:sz="0" w:val="nil"/>
+            </w:tcBorders>
+            <w:tcMar>
+              <w:top w:w="100.0" w:type="dxa"/>
+              <w:left w:w="100.0" w:type="dxa"/>
+              <w:bottom w:w="100.0" w:type="dxa"/>
+              <w:right w:w="100.0" w:type="dxa"/>
+            </w:tcMar>
+            <w:vAlign w:val="top"/>
+          </w:tcPr>
+          <w:p>
+            <w:pPr>
+              <w:spacing w:after="240" w:before="240" w:lineRule="auto"/>
+              <w:rPr/>
+            </w:pPr>
+            <w:r>
+              <w:rPr>
+                <w:rFonts w:ascii="Palanquin Dark" w:cs="Palanquin Dark" w:eastAsia="Palanquin Dark" w:hAnsi="Palanquin Dark"/>
+                <w:rtl w:val="0"/>
+              </w:rPr>
+              <w:t xml:space="preserve">SE (आग्नेय)</w:t>
+            </w:r>
+          </w:p>
+        </w:tc>
+        <w:tc>
+          <w:tcPr>
+            <w:tcBorders>
+              <w:top w:color="000000" w:space="0" w:sz="0" w:val="nil"/>
+              <w:left w:color="000000" w:space="0" w:sz="0" w:val="nil"/>
+              <w:bottom w:color="000000" w:space="0" w:sz="0" w:val="nil"/>
+              <w:right w:color="000000" w:space="0" w:sz="0" w:val="nil"/>
+            </w:tcBorders>
+            <w:tcMar>
+              <w:top w:w="100.0" w:type="dxa"/>
+              <w:left w:w="100.0" w:type="dxa"/>
+              <w:bottom w:w="100.0" w:type="dxa"/>
+              <w:right w:w="100.0" w:type="dxa"/>
+            </w:tcMar>
+            <w:vAlign w:val="top"/>
+          </w:tcPr>
+          <w:p>
+            <w:pPr>
+              <w:spacing w:after="240" w:before="240" w:lineRule="auto"/>
+              <w:rPr/>
+            </w:pPr>
+            <w:r>
+              <w:rPr>
+                <w:rFonts w:ascii="Palanquin Dark" w:cs="Palanquin Dark" w:eastAsia="Palanquin Dark" w:hAnsi="Palanquin Dark"/>
+                <w:rtl w:val="0"/>
+              </w:rPr>
+              <w:t xml:space="preserve">स्वयंपाकघर</w:t>
+            </w:r>
+          </w:p>
+        </w:tc>
+      </w:tr>
+      <w:tr>
+        <w:trPr>
+          <w:cantSplit w:val="0"/>
+          <w:trHeight w:val="545" w:hRule="atLeast"/>
+          <w:tblHeader w:val="0"/>
+        </w:trPr>
+        <w:tc>
+          <w:tcPr>
+            <w:tcBorders>
+              <w:top w:color="000000" w:space="0" w:sz="0" w:val="nil"/>
+              <w:left w:color="000000" w:space="0" w:sz="0" w:val="nil"/>
+              <w:bottom w:color="000000" w:space="0" w:sz="0" w:val="nil"/>
+              <w:right w:color="000000" w:space="0" w:sz="0" w:val="nil"/>
+            </w:tcBorders>
+            <w:tcMar>
+              <w:top w:w="100.0" w:type="dxa"/>
+              <w:left w:w="100.0" w:type="dxa"/>
+              <w:bottom w:w="100.0" w:type="dxa"/>
+              <w:right w:w="100.0" w:type="dxa"/>
+            </w:tcMar>
+            <w:vAlign w:val="top"/>
+          </w:tcPr>
+          <w:p>
+            <w:pPr>
+              <w:spacing w:after="240" w:before="240" w:lineRule="auto"/>
+              <w:rPr/>
+            </w:pPr>
+            <w:r>
+              <w:rPr>
+                <w:rtl w:val="0"/>
+              </w:rPr>
+              <w:t xml:space="preserve">SSE</w:t>
+            </w:r>
+          </w:p>
+        </w:tc>
+        <w:tc>
+          <w:tcPr>
+            <w:tcBorders>
+              <w:top w:color="000000" w:space="0" w:sz="0" w:val="nil"/>
+              <w:left w:color="000000" w:space="0" w:sz="0" w:val="nil"/>
+              <w:bottom w:color="000000" w:space="0" w:sz="0" w:val="nil"/>
+              <w:right w:color="000000" w:space="0" w:sz="0" w:val="nil"/>
+            </w:tcBorders>
+            <w:tcMar>
+              <w:top w:w="100.0" w:type="dxa"/>
+              <w:left w:w="100.0" w:type="dxa"/>
+              <w:bottom w:w="100.0" w:type="dxa"/>
+              <w:right w:w="100.0" w:type="dxa"/>
+            </w:tcMar>
+            <w:vAlign w:val="top"/>
+          </w:tcPr>
+          <w:p>
+            <w:pPr>
+              <w:spacing w:after="240" w:before="240" w:lineRule="auto"/>
+              <w:rPr/>
+            </w:pPr>
+            <w:r>
+              <w:rPr>
+                <w:rFonts w:ascii="Palanquin Dark" w:cs="Palanquin Dark" w:eastAsia="Palanquin Dark" w:hAnsi="Palanquin Dark"/>
+                <w:rtl w:val="0"/>
+              </w:rPr>
+              <w:t xml:space="preserve">जिम, फिटनेस, इलेक्ट्रिकल</w:t>
+            </w:r>
+          </w:p>
+        </w:tc>
+      </w:tr>
+      <w:tr>
+        <w:trPr>
+          <w:cantSplit w:val="0"/>
+          <w:trHeight w:val="545" w:hRule="atLeast"/>
+          <w:tblHeader w:val="0"/>
+        </w:trPr>
+        <w:tc>
+          <w:tcPr>
+            <w:tcBorders>
+              <w:top w:color="000000" w:space="0" w:sz="0" w:val="nil"/>
+              <w:left w:color="000000" w:space="0" w:sz="0" w:val="nil"/>
+              <w:bottom w:color="000000" w:space="0" w:sz="0" w:val="nil"/>
+              <w:right w:color="000000" w:space="0" w:sz="0" w:val="nil"/>
+            </w:tcBorders>
+            <w:tcMar>
+              <w:top w:w="100.0" w:type="dxa"/>
+              <w:left w:w="100.0" w:type="dxa"/>
+              <w:bottom w:w="100.0" w:type="dxa"/>
+              <w:right w:w="100.0" w:type="dxa"/>
+            </w:tcMar>
+            <w:vAlign w:val="top"/>
+          </w:tcPr>
+          <w:p>
+            <w:pPr>
+              <w:spacing w:after="240" w:before="240" w:lineRule="auto"/>
+              <w:rPr/>
+            </w:pPr>
+            <w:r>
+              <w:rPr>
+                <w:rFonts w:ascii="Palanquin Dark" w:cs="Palanquin Dark" w:eastAsia="Palanquin Dark" w:hAnsi="Palanquin Dark"/>
+                <w:rtl w:val="0"/>
+              </w:rPr>
+              <w:t xml:space="preserve">S (दक्षिण)</w:t>
+            </w:r>
+          </w:p>
+        </w:tc>
+        <w:tc>
+          <w:tcPr>
+            <w:tcBorders>
+              <w:top w:color="000000" w:space="0" w:sz="0" w:val="nil"/>
+              <w:left w:color="000000" w:space="0" w:sz="0" w:val="nil"/>
+              <w:bottom w:color="000000" w:space="0" w:sz="0" w:val="nil"/>
+              <w:right w:color="000000" w:space="0" w:sz="0" w:val="nil"/>
+            </w:tcBorders>
+            <w:tcMar>
+              <w:top w:w="100.0" w:type="dxa"/>
+              <w:left w:w="100.0" w:type="dxa"/>
+              <w:bottom w:w="100.0" w:type="dxa"/>
+              <w:right w:w="100.0" w:type="dxa"/>
+            </w:tcMar>
+            <w:vAlign w:val="top"/>
+          </w:tcPr>
+          <w:p>
+            <w:pPr>
+              <w:spacing w:after="240" w:before="240" w:lineRule="auto"/>
+              <w:rPr/>
+            </w:pPr>
+            <w:r>
+              <w:rPr>
+                <w:rFonts w:ascii="Palanquin Dark" w:cs="Palanquin Dark" w:eastAsia="Palanquin Dark" w:hAnsi="Palanquin Dark"/>
+                <w:rtl w:val="0"/>
+              </w:rPr>
+              <w:t xml:space="preserve">स्टोरेज, कामाचे क्षेत्र</w:t>
+            </w:r>
+          </w:p>
+        </w:tc>
+      </w:tr>
+      <w:tr>
+        <w:trPr>
+          <w:cantSplit w:val="0"/>
+          <w:trHeight w:val="545" w:hRule="atLeast"/>
+          <w:tblHeader w:val="0"/>
+        </w:trPr>
+        <w:tc>
+          <w:tcPr>
+            <w:tcBorders>
+              <w:top w:color="000000" w:space="0" w:sz="0" w:val="nil"/>
+              <w:left w:color="000000" w:space="0" w:sz="0" w:val="nil"/>
+              <w:bottom w:color="000000" w:space="0" w:sz="0" w:val="nil"/>
+              <w:right w:color="000000" w:space="0" w:sz="0" w:val="nil"/>
+            </w:tcBorders>
+            <w:tcMar>
+              <w:top w:w="100.0" w:type="dxa"/>
+              <w:left w:w="100.0" w:type="dxa"/>
+              <w:bottom w:w="100.0" w:type="dxa"/>
+              <w:right w:w="100.0" w:type="dxa"/>
+            </w:tcMar>
+            <w:vAlign w:val="top"/>
+          </w:tcPr>
+          <w:p>
+            <w:pPr>
+              <w:spacing w:after="240" w:before="240" w:lineRule="auto"/>
+              <w:rPr/>
+            </w:pPr>
+            <w:r>
+              <w:rPr>
+                <w:rtl w:val="0"/>
+              </w:rPr>
+              <w:t xml:space="preserve">SSW</w:t>
+            </w:r>
+          </w:p>
+        </w:tc>
+        <w:tc>
+          <w:tcPr>
+            <w:tcBorders>
+              <w:top w:color="000000" w:space="0" w:sz="0" w:val="nil"/>
+              <w:left w:color="000000" w:space="0" w:sz="0" w:val="nil"/>
+              <w:bottom w:color="000000" w:space="0" w:sz="0" w:val="nil"/>
+              <w:right w:color="000000" w:space="0" w:sz="0" w:val="nil"/>
+            </w:tcBorders>
+            <w:tcMar>
+              <w:top w:w="100.0" w:type="dxa"/>
+              <w:left w:w="100.0" w:type="dxa"/>
+              <w:bottom w:w="100.0" w:type="dxa"/>
+              <w:right w:w="100.0" w:type="dxa"/>
+            </w:tcMar>
+            <w:vAlign w:val="top"/>
+          </w:tcPr>
+          <w:p>
+            <w:pPr>
+              <w:spacing w:after="240" w:before="240" w:lineRule="auto"/>
+              <w:rPr/>
+            </w:pPr>
+            <w:r>
+              <w:rPr>
+                <w:rFonts w:ascii="Palanquin Dark" w:cs="Palanquin Dark" w:eastAsia="Palanquin Dark" w:hAnsi="Palanquin Dark"/>
+                <w:rtl w:val="0"/>
+              </w:rPr>
+              <w:t xml:space="preserve">मुलांचे बेडरूम</w:t>
+            </w:r>
+          </w:p>
+        </w:tc>
+      </w:tr>
+      <w:tr>
+        <w:trPr>
+          <w:cantSplit w:val="0"/>
+          <w:trHeight w:val="545" w:hRule="atLeast"/>
+          <w:tblHeader w:val="0"/>
+        </w:trPr>
+        <w:tc>
+          <w:tcPr>
+            <w:tcBorders>
+              <w:top w:color="000000" w:space="0" w:sz="0" w:val="nil"/>
+              <w:left w:color="000000" w:space="0" w:sz="0" w:val="nil"/>
+              <w:bottom w:color="000000" w:space="0" w:sz="0" w:val="nil"/>
+              <w:right w:color="000000" w:space="0" w:sz="0" w:val="nil"/>
+            </w:tcBorders>
+            <w:tcMar>
+              <w:top w:w="100.0" w:type="dxa"/>
+              <w:left w:w="100.0" w:type="dxa"/>
+              <w:bottom w:w="100.0" w:type="dxa"/>
+              <w:right w:w="100.0" w:type="dxa"/>
+            </w:tcMar>
+            <w:vAlign w:val="top"/>
+          </w:tcPr>
+          <w:p>
+            <w:pPr>
+              <w:spacing w:after="240" w:before="240" w:lineRule="auto"/>
+              <w:rPr/>
+            </w:pPr>
+            <w:r>
+              <w:rPr>
+                <w:rFonts w:ascii="Palanquin Dark" w:cs="Palanquin Dark" w:eastAsia="Palanquin Dark" w:hAnsi="Palanquin Dark"/>
+                <w:rtl w:val="0"/>
+              </w:rPr>
+              <w:t xml:space="preserve">SW (नैऋत्य)</w:t>
+            </w:r>
+          </w:p>
+        </w:tc>
+        <w:tc>
+          <w:tcPr>
+            <w:tcBorders>
+              <w:top w:color="000000" w:space="0" w:sz="0" w:val="nil"/>
+              <w:left w:color="000000" w:space="0" w:sz="0" w:val="nil"/>
+              <w:bottom w:color="000000" w:space="0" w:sz="0" w:val="nil"/>
+              <w:right w:color="000000" w:space="0" w:sz="0" w:val="nil"/>
+            </w:tcBorders>
+            <w:tcMar>
+              <w:top w:w="100.0" w:type="dxa"/>
+              <w:left w:w="100.0" w:type="dxa"/>
+              <w:bottom w:w="100.0" w:type="dxa"/>
+              <w:right w:w="100.0" w:type="dxa"/>
+            </w:tcMar>
+            <w:vAlign w:val="top"/>
+          </w:tcPr>
+          <w:p>
+            <w:pPr>
+              <w:spacing w:after="240" w:before="240" w:lineRule="auto"/>
+              <w:rPr/>
+            </w:pPr>
+            <w:r>
+              <w:rPr>
+                <w:rFonts w:ascii="Palanquin Dark" w:cs="Palanquin Dark" w:eastAsia="Palanquin Dark" w:hAnsi="Palanquin Dark"/>
+                <w:rtl w:val="0"/>
+              </w:rPr>
+              <w:t xml:space="preserve">मास्टर बेडरूम</w:t>
+            </w:r>
+          </w:p>
+        </w:tc>
+      </w:tr>
+      <w:tr>
+        <w:trPr>
+          <w:cantSplit w:val="0"/>
+          <w:trHeight w:val="545" w:hRule="atLeast"/>
+          <w:tblHeader w:val="0"/>
+        </w:trPr>
+        <w:tc>
+          <w:tcPr>
+            <w:tcBorders>
+              <w:top w:color="000000" w:space="0" w:sz="0" w:val="nil"/>
+              <w:left w:color="000000" w:space="0" w:sz="0" w:val="nil"/>
+              <w:bottom w:color="000000" w:space="0" w:sz="0" w:val="nil"/>
+              <w:right w:color="000000" w:space="0" w:sz="0" w:val="nil"/>
+            </w:tcBorders>
+            <w:tcMar>
+              <w:top w:w="100.0" w:type="dxa"/>
+              <w:left w:w="100.0" w:type="dxa"/>
+              <w:bottom w:w="100.0" w:type="dxa"/>
+              <w:right w:w="100.0" w:type="dxa"/>
+            </w:tcMar>
+            <w:vAlign w:val="top"/>
+          </w:tcPr>
+          <w:p>
+            <w:pPr>
+              <w:spacing w:after="240" w:before="240" w:lineRule="auto"/>
+              <w:rPr/>
+            </w:pPr>
+            <w:r>
+              <w:rPr>
+                <w:rtl w:val="0"/>
+              </w:rPr>
+              <w:t xml:space="preserve">WSW</w:t>
+            </w:r>
+          </w:p>
+        </w:tc>
+        <w:tc>
+          <w:tcPr>
+            <w:tcBorders>
+              <w:top w:color="000000" w:space="0" w:sz="0" w:val="nil"/>
+              <w:left w:color="000000" w:space="0" w:sz="0" w:val="nil"/>
+              <w:bottom w:color="000000" w:space="0" w:sz="0" w:val="nil"/>
+              <w:right w:color="000000" w:space="0" w:sz="0" w:val="nil"/>
+            </w:tcBorders>
+            <w:tcMar>
+              <w:top w:w="100.0" w:type="dxa"/>
+              <w:left w:w="100.0" w:type="dxa"/>
+              <w:bottom w:w="100.0" w:type="dxa"/>
+              <w:right w:w="100.0" w:type="dxa"/>
+            </w:tcMar>
+            <w:vAlign w:val="top"/>
+          </w:tcPr>
+          <w:p>
+            <w:pPr>
+              <w:spacing w:after="240" w:before="240" w:lineRule="auto"/>
+              <w:rPr/>
+            </w:pPr>
+            <w:r>
+              <w:rPr>
+                <w:rFonts w:ascii="Palanquin Dark" w:cs="Palanquin Dark" w:eastAsia="Palanquin Dark" w:hAnsi="Palanquin Dark"/>
+                <w:rtl w:val="0"/>
+              </w:rPr>
+              <w:t xml:space="preserve">धान्य साठवण, स्थिरता,कॅश लॉकर,अभ्यास, मुलांचा अभ्यास</w:t>
+            </w:r>
+          </w:p>
+          <w:p>
+            <w:pPr>
+              <w:spacing w:after="240" w:before="240" w:lineRule="auto"/>
+              <w:rPr/>
+            </w:pPr>
+            <w:r>
+              <w:rPr>
+                <w:rtl w:val="0"/>
+              </w:rPr>
+            </w:r>
+          </w:p>
+        </w:tc>
+      </w:tr>
+      <w:tr>
+        <w:trPr>
+          <w:cantSplit w:val="0"/>
+          <w:trHeight w:val="545" w:hRule="atLeast"/>
+          <w:tblHeader w:val="0"/>
+        </w:trPr>
+        <w:tc>
+          <w:tcPr>
+            <w:tcBorders>
+              <w:top w:color="000000" w:space="0" w:sz="0" w:val="nil"/>
+              <w:left w:color="000000" w:space="0" w:sz="0" w:val="nil"/>
+              <w:bottom w:color="000000" w:space="0" w:sz="0" w:val="nil"/>
+              <w:right w:color="000000" w:space="0" w:sz="0" w:val="nil"/>
+            </w:tcBorders>
+            <w:tcMar>
+              <w:top w:w="100.0" w:type="dxa"/>
+              <w:left w:w="100.0" w:type="dxa"/>
+              <w:bottom w:w="100.0" w:type="dxa"/>
+              <w:right w:w="100.0" w:type="dxa"/>
+            </w:tcMar>
+            <w:vAlign w:val="top"/>
+          </w:tcPr>
+          <w:p>
+            <w:pPr>
+              <w:spacing w:after="240" w:before="240" w:lineRule="auto"/>
+              <w:rPr/>
+            </w:pPr>
+            <w:r>
+              <w:rPr>
+                <w:rFonts w:ascii="Palanquin Dark" w:cs="Palanquin Dark" w:eastAsia="Palanquin Dark" w:hAnsi="Palanquin Dark"/>
+                <w:rtl w:val="0"/>
+              </w:rPr>
+              <w:t xml:space="preserve">W (पश्चिम)</w:t>
+            </w:r>
+          </w:p>
+        </w:tc>
+        <w:tc>
+          <w:tcPr>
+            <w:tcBorders>
+              <w:top w:color="000000" w:space="0" w:sz="0" w:val="nil"/>
+              <w:left w:color="000000" w:space="0" w:sz="0" w:val="nil"/>
+              <w:bottom w:color="000000" w:space="0" w:sz="0" w:val="nil"/>
+              <w:right w:color="000000" w:space="0" w:sz="0" w:val="nil"/>
+            </w:tcBorders>
+            <w:tcMar>
+              <w:top w:w="100.0" w:type="dxa"/>
+              <w:left w:w="100.0" w:type="dxa"/>
+              <w:bottom w:w="100.0" w:type="dxa"/>
+              <w:right w:w="100.0" w:type="dxa"/>
+            </w:tcMar>
+            <w:vAlign w:val="top"/>
+          </w:tcPr>
+          <w:p>
+            <w:pPr>
+              <w:spacing w:after="240" w:before="240" w:lineRule="auto"/>
+              <w:rPr/>
+            </w:pPr>
+            <w:r>
+              <w:rPr>
+                <w:rFonts w:ascii="Palanquin Dark" w:cs="Palanquin Dark" w:eastAsia="Palanquin Dark" w:hAnsi="Palanquin Dark"/>
+                <w:rtl w:val="0"/>
+              </w:rPr>
+              <w:t xml:space="preserve">डायनिंग</w:t>
+            </w:r>
+          </w:p>
+        </w:tc>
+      </w:tr>
+      <w:tr>
+        <w:trPr>
+          <w:cantSplit w:val="0"/>
+          <w:trHeight w:val="545" w:hRule="atLeast"/>
+          <w:tblHeader w:val="0"/>
+        </w:trPr>
+        <w:tc>
+          <w:tcPr>
+            <w:tcBorders>
+              <w:top w:color="000000" w:space="0" w:sz="0" w:val="nil"/>
+              <w:left w:color="000000" w:space="0" w:sz="0" w:val="nil"/>
+              <w:bottom w:color="000000" w:space="0" w:sz="0" w:val="nil"/>
+              <w:right w:color="000000" w:space="0" w:sz="0" w:val="nil"/>
+            </w:tcBorders>
+            <w:tcMar>
+              <w:top w:w="100.0" w:type="dxa"/>
+              <w:left w:w="100.0" w:type="dxa"/>
+              <w:bottom w:w="100.0" w:type="dxa"/>
+              <w:right w:w="100.0" w:type="dxa"/>
+            </w:tcMar>
+            <w:vAlign w:val="top"/>
+          </w:tcPr>
+          <w:p>
+            <w:pPr>
+              <w:spacing w:after="240" w:before="240" w:lineRule="auto"/>
+              <w:rPr/>
+            </w:pPr>
+            <w:r>
+              <w:rPr>
+                <w:rtl w:val="0"/>
+              </w:rPr>
+              <w:t xml:space="preserve">WNW</w:t>
+            </w:r>
+          </w:p>
+        </w:tc>
+        <w:tc>
+          <w:tcPr>
+            <w:tcBorders>
+              <w:top w:color="000000" w:space="0" w:sz="0" w:val="nil"/>
+              <w:left w:color="000000" w:space="0" w:sz="0" w:val="nil"/>
+              <w:bottom w:color="000000" w:space="0" w:sz="0" w:val="nil"/>
+              <w:right w:color="000000" w:space="0" w:sz="0" w:val="nil"/>
+            </w:tcBorders>
+            <w:tcMar>
+              <w:top w:w="100.0" w:type="dxa"/>
+              <w:left w:w="100.0" w:type="dxa"/>
+              <w:bottom w:w="100.0" w:type="dxa"/>
+              <w:right w:w="100.0" w:type="dxa"/>
+            </w:tcMar>
+            <w:vAlign w:val="top"/>
+          </w:tcPr>
+          <w:p>
+            <w:pPr>
+              <w:spacing w:after="240" w:before="240" w:lineRule="auto"/>
+              <w:rPr/>
+            </w:pPr>
+            <w:r>
+              <w:rPr>
+                <w:rFonts w:ascii="Palanquin Dark" w:cs="Palanquin Dark" w:eastAsia="Palanquin Dark" w:hAnsi="Palanquin Dark"/>
+                <w:rtl w:val="0"/>
+              </w:rPr>
+              <w:t xml:space="preserve">पाहुण्यांची खोली</w:t>
+            </w:r>
+          </w:p>
+        </w:tc>
+      </w:tr>
+      <w:tr>
+        <w:trPr>
+          <w:cantSplit w:val="0"/>
+          <w:trHeight w:val="545" w:hRule="atLeast"/>
+          <w:tblHeader w:val="0"/>
+        </w:trPr>
+        <w:tc>
+          <w:tcPr>
+            <w:tcBorders>
+              <w:top w:color="000000" w:space="0" w:sz="0" w:val="nil"/>
+              <w:left w:color="000000" w:space="0" w:sz="0" w:val="nil"/>
+              <w:bottom w:color="000000" w:space="0" w:sz="0" w:val="nil"/>
+              <w:right w:color="000000" w:space="0" w:sz="0" w:val="nil"/>
+            </w:tcBorders>
+            <w:tcMar>
+              <w:top w:w="100.0" w:type="dxa"/>
+              <w:left w:w="100.0" w:type="dxa"/>
+              <w:bottom w:w="100.0" w:type="dxa"/>
+              <w:right w:w="100.0" w:type="dxa"/>
+            </w:tcMar>
+            <w:vAlign w:val="top"/>
+          </w:tcPr>
+          <w:p>
+            <w:pPr>
+              <w:spacing w:after="240" w:before="240" w:lineRule="auto"/>
+              <w:rPr/>
+            </w:pPr>
+            <w:r>
+              <w:rPr>
+                <w:rFonts w:ascii="Palanquin Dark" w:cs="Palanquin Dark" w:eastAsia="Palanquin Dark" w:hAnsi="Palanquin Dark"/>
+                <w:rtl w:val="0"/>
+              </w:rPr>
+              <w:t xml:space="preserve">NW (वायव्य)</w:t>
+            </w:r>
+          </w:p>
+        </w:tc>
+        <w:tc>
+          <w:tcPr>
+            <w:tcBorders>
+              <w:top w:color="000000" w:space="0" w:sz="0" w:val="nil"/>
+              <w:left w:color="000000" w:space="0" w:sz="0" w:val="nil"/>
+              <w:bottom w:color="000000" w:space="0" w:sz="0" w:val="nil"/>
+              <w:right w:color="000000" w:space="0" w:sz="0" w:val="nil"/>
+            </w:tcBorders>
+            <w:tcMar>
+              <w:top w:w="100.0" w:type="dxa"/>
+              <w:left w:w="100.0" w:type="dxa"/>
+              <w:bottom w:w="100.0" w:type="dxa"/>
+              <w:right w:w="100.0" w:type="dxa"/>
+            </w:tcMar>
+            <w:vAlign w:val="top"/>
+          </w:tcPr>
+          <w:p>
+            <w:pPr>
+              <w:spacing w:after="240" w:before="240" w:lineRule="auto"/>
+              <w:rPr/>
+            </w:pPr>
+            <w:r>
+              <w:rPr>
+                <w:rFonts w:ascii="Palanquin Dark" w:cs="Palanquin Dark" w:eastAsia="Palanquin Dark" w:hAnsi="Palanquin Dark"/>
+                <w:rtl w:val="0"/>
+              </w:rPr>
+              <w:t xml:space="preserve">गेस्ट बेडरूम</w:t>
+            </w:r>
+          </w:p>
+        </w:tc>
+      </w:tr>
+      <w:tr>
+        <w:trPr>
+          <w:cantSplit w:val="0"/>
+          <w:trHeight w:val="545" w:hRule="atLeast"/>
+          <w:tblHeader w:val="0"/>
+        </w:trPr>
+        <w:tc>
+          <w:tcPr>
+            <w:tcBorders>
+              <w:top w:color="000000" w:space="0" w:sz="0" w:val="nil"/>
+              <w:left w:color="000000" w:space="0" w:sz="0" w:val="nil"/>
+              <w:bottom w:color="000000" w:space="0" w:sz="0" w:val="nil"/>
+              <w:right w:color="000000" w:space="0" w:sz="0" w:val="nil"/>
+            </w:tcBorders>
+            <w:tcMar>
+              <w:top w:w="100.0" w:type="dxa"/>
+              <w:left w:w="100.0" w:type="dxa"/>
+              <w:bottom w:w="100.0" w:type="dxa"/>
+              <w:right w:w="100.0" w:type="dxa"/>
+            </w:tcMar>
+            <w:vAlign w:val="top"/>
+          </w:tcPr>
+          <w:p>
+            <w:pPr>
+              <w:spacing w:after="240" w:before="240" w:lineRule="auto"/>
+              <w:rPr/>
+            </w:pPr>
+            <w:r>
+              <w:rPr>
+                <w:rtl w:val="0"/>
+              </w:rPr>
+              <w:t xml:space="preserve">NNW</w:t>
+            </w:r>
+          </w:p>
+        </w:tc>
+        <w:tc>
+          <w:tcPr>
+            <w:tcBorders>
+              <w:top w:color="000000" w:space="0" w:sz="0" w:val="nil"/>
+              <w:left w:color="000000" w:space="0" w:sz="0" w:val="nil"/>
+              <w:bottom w:color="000000" w:space="0" w:sz="0" w:val="nil"/>
+              <w:right w:color="000000" w:space="0" w:sz="0" w:val="nil"/>
+            </w:tcBorders>
+            <w:tcMar>
+              <w:top w:w="100.0" w:type="dxa"/>
+              <w:left w:w="100.0" w:type="dxa"/>
+              <w:bottom w:w="100.0" w:type="dxa"/>
+              <w:right w:w="100.0" w:type="dxa"/>
+            </w:tcMar>
+            <w:vAlign w:val="top"/>
+          </w:tcPr>
+          <w:p>
+            <w:pPr>
+              <w:spacing w:after="240" w:before="240" w:lineRule="auto"/>
+              <w:rPr/>
+            </w:pPr>
+            <w:r>
+              <w:rPr>
+                <w:rFonts w:ascii="Palanquin Dark" w:cs="Palanquin Dark" w:eastAsia="Palanquin Dark" w:hAnsi="Palanquin Dark"/>
+                <w:rtl w:val="0"/>
+              </w:rPr>
+              <w:t xml:space="preserve">टॉयलेट, हालचालींचा झोन</w:t>
+            </w:r>
+          </w:p>
+        </w:tc>
+      </w:tr>
+    </w:tbl>
+    <w:p>
+      <w:pPr>
+        <w:pStyle w:val="Heading3"/>
+        <w:keepNext w:val="0"/>
+        <w:keepLines w:val="0"/>
+        <w:spacing w:before="280" w:lineRule="auto"/>
+        <w:rPr>
+          <w:b w:val="1"/>
+          <w:bCs w:val="1"/>
+          <w:color w:val="000000"/>
+          <w:sz w:val="26"/>
+          <w:szCs w:val="26"/>
+        </w:rPr>
+      </w:pPr>
+      <w:bookmarkStart w:colFirst="0" w:colLast="0" w:name="_10sxz1xpbvce" w:id="2"/>
+      <w:bookmarkEnd w:id="2"/>
+      <w:r>
+        <w:rPr>
+          <w:rtl w:val="0"/>
+        </w:rPr>
+      </w:r>
+    </w:p>
+    <w:p>
+      <w:pPr>
+        <w:pStyle w:val="Heading3"/>
+        <w:keepNext w:val="0"/>
+        <w:keepLines w:val="0"/>
+        <w:spacing w:before="280" w:lineRule="auto"/>
+        <w:rPr>
+          <w:b w:val="1"/>
+          <w:bCs w:val="1"/>
+          <w:color w:val="000000"/>
+          <w:sz w:val="26"/>
+          <w:szCs w:val="26"/>
+        </w:rPr>
+      </w:pPr>
+      <w:bookmarkStart w:colFirst="0" w:colLast="0" w:name="_w9krl671n7x" w:id="3"/>
+      <w:bookmarkEnd w:id="3"/>
+      <w:r>
+        <w:rPr>
+          <w:rtl w:val="0"/>
+        </w:rPr>
+      </w:r>
+    </w:p>
+    <w:p>
+      <w:pPr>
+        <w:pStyle w:val="Heading3"/>
+        <w:keepNext w:val="0"/>
+        <w:keepLines w:val="0"/>
+        <w:spacing w:before="280" w:lineRule="auto"/>
+        <w:rPr>
+          <w:b w:val="1"/>
+          <w:bCs w:val="1"/>
+          <w:color w:val="000000"/>
+          <w:sz w:val="26"/>
+          <w:szCs w:val="26"/>
+        </w:rPr>
+      </w:pPr>
+      <w:bookmarkStart w:colFirst="0" w:colLast="0" w:name="_isymgd7t8idk" w:id="4"/>
+      <w:bookmarkEnd w:id="4"/>
+      <w:r>
+        <w:rPr>
+          <w:rFonts w:ascii="Palanquin Dark" w:cs="Palanquin Dark" w:eastAsia="Palanquin Dark" w:hAnsi="Palanquin Dark"/>
+          <w:b w:val="1"/>
+          <w:bCs w:val="1"/>
+          <w:color w:val="000000"/>
+          <w:sz w:val="26"/>
+          <w:szCs w:val="26"/>
+          <w:rtl w:val="0"/>
+        </w:rPr>
+        <w:t xml:space="preserve">आदर्श घराचा लेआउट</w:t>
+      </w:r>
+    </w:p>
+    <w:p>
+      <w:pPr>
+        <w:rPr>
+          <w:b w:val="1"/>
+          <w:bCs w:val="1"/>
+          <w:sz w:val="26"/>
+          <w:szCs w:val="26"/>
+        </w:rPr>
+      </w:pPr>
+      <w:r>
+        <w:rPr>
+          <w:b w:val="1"/>
+          <w:bCs w:val="1"/>
+          <w:sz w:val="26"/>
+          <w:szCs w:val="26"/>
+        </w:rPr>
+        <w:drawing>
+          <wp:inline distB="114300" distT="114300" distL="114300" distR="114300">
+            <wp:extent cx="4686300" cy="4762500"/>
+            <wp:effectExtent b="0" l="0" r="0" t="0"/>
+            <wp:docPr id="5" name="image4.png"/>
+            <a:graphic>
+              <a:graphicData uri="http://schemas.openxmlformats.org/drawingml/2006/picture">
+                <pic:pic>
+                  <pic:nvPicPr>
+                    <pic:cNvPr id="0" name="image4.png"/>
+                    <pic:cNvPicPr preferRelativeResize="0"/>
+                  </pic:nvPicPr>
+                  <pic:blipFill>
+                    <a:blip r:embed="rId12"/>
+                    <a:srcRect b="0" l="0" r="0" t="0"/>
+                    <a:stretch>
+                      <a:fillRect/>
+                    </a:stretch>
+                  </pic:blipFill>
+                  <pic:spPr>
+                    <a:xfrm>
+                      <a:off x="0" y="0"/>
+                      <a:ext cx="4686300" cy="4762500"/>
+                    </a:xfrm>
+                    <a:prstGeom prst="rect"/>
+                    <a:ln/>
+                  </pic:spPr>
+                </pic:pic>
+              </a:graphicData>
+            </a:graphic>
+          </wp:inline>
+        </w:drawing>
+      </w:r>
+      <w:r>
+        <w:rPr>
+          <w:rtl w:val="0"/>
+        </w:rPr>
+      </w:r>
+    </w:p>
+    <w:p>
+      <w:pPr>
+        <w:pStyle w:val="Heading3"/>
+        <w:keepNext w:val="0"/>
+        <w:keepLines w:val="0"/>
+        <w:spacing w:before="280" w:lineRule="auto"/>
+        <w:rPr>
+          <w:b w:val="1"/>
+          <w:bCs w:val="1"/>
+          <w:color w:val="000000"/>
+          <w:sz w:val="26"/>
+          <w:szCs w:val="26"/>
+        </w:rPr>
+      </w:pPr>
+      <w:bookmarkStart w:colFirst="0" w:colLast="0" w:name="_mlsr74vh0v7e" w:id="5"/>
+      <w:bookmarkEnd w:id="5"/>
+      <w:r>
+        <w:rPr>
+          <w:rFonts w:ascii="Palanquin Dark" w:cs="Palanquin Dark" w:eastAsia="Palanquin Dark" w:hAnsi="Palanquin Dark"/>
+          <w:b w:val="1"/>
+          <w:bCs w:val="1"/>
+          <w:color w:val="000000"/>
+          <w:sz w:val="26"/>
+          <w:szCs w:val="26"/>
+          <w:rtl w:val="0"/>
+        </w:rPr>
+        <w:t xml:space="preserve">सर्वात शुभ स्थान</w:t>
+      </w:r>
+    </w:p>
+    <w:p>
+      <w:pPr>
+        <w:numPr>
+          <w:ilvl w:val="0"/>
+          <w:numId w:val="2"/>
+        </w:numPr>
+        <w:spacing w:after="0" w:afterAutospacing="0" w:before="240" w:lineRule="auto"/>
+        <w:ind w:left="720" w:hanging="360"/>
+      </w:pPr>
+      <w:r>
+        <w:rPr>
+          <w:rFonts w:ascii="Palanquin Dark" w:cs="Palanquin Dark" w:eastAsia="Palanquin Dark" w:hAnsi="Palanquin Dark"/>
+          <w:rtl w:val="0"/>
+        </w:rPr>
+        <w:t xml:space="preserve">NE (ईशान्य): मंदिर, पाणी, खुली जागा</w:t>
+      </w:r>
+    </w:p>
+    <w:p>
+      <w:pPr>
+        <w:numPr>
+          <w:ilvl w:val="0"/>
+          <w:numId w:val="2"/>
+        </w:numPr>
+        <w:spacing w:after="0" w:afterAutospacing="0" w:before="0" w:beforeAutospacing="0" w:lineRule="auto"/>
+        <w:ind w:left="720" w:hanging="360"/>
+      </w:pPr>
+      <w:r>
+        <w:rPr>
+          <w:rFonts w:ascii="Palanquin Dark" w:cs="Palanquin Dark" w:eastAsia="Palanquin Dark" w:hAnsi="Palanquin Dark"/>
+          <w:rtl w:val="0"/>
+        </w:rPr>
+        <w:t xml:space="preserve">SE (आग्नेय): किचन</w:t>
+      </w:r>
+    </w:p>
+    <w:p>
+      <w:pPr>
+        <w:numPr>
+          <w:ilvl w:val="0"/>
+          <w:numId w:val="2"/>
+        </w:numPr>
+        <w:spacing w:after="0" w:afterAutospacing="0" w:before="0" w:beforeAutospacing="0" w:lineRule="auto"/>
+        <w:ind w:left="720" w:hanging="360"/>
+      </w:pPr>
+      <w:r>
+        <w:rPr>
+          <w:rFonts w:ascii="Palanquin Dark" w:cs="Palanquin Dark" w:eastAsia="Palanquin Dark" w:hAnsi="Palanquin Dark"/>
+          <w:rtl w:val="0"/>
+        </w:rPr>
+        <w:t xml:space="preserve">SW (नैऋत्य): मास्टर बेडरूम</w:t>
+      </w:r>
+    </w:p>
+    <w:p>
+      <w:pPr>
+        <w:numPr>
+          <w:ilvl w:val="0"/>
+          <w:numId w:val="2"/>
+        </w:numPr>
+        <w:spacing w:after="0" w:afterAutospacing="0" w:before="0" w:beforeAutospacing="0" w:lineRule="auto"/>
+        <w:ind w:left="720" w:hanging="360"/>
+      </w:pPr>
+      <w:r>
+        <w:rPr>
+          <w:rFonts w:ascii="Palanquin Dark" w:cs="Palanquin Dark" w:eastAsia="Palanquin Dark" w:hAnsi="Palanquin Dark"/>
+          <w:rtl w:val="0"/>
+        </w:rPr>
+        <w:t xml:space="preserve">N: धन आणि करिअर</w:t>
+      </w:r>
+    </w:p>
+    <w:p>
+      <w:pPr>
+        <w:numPr>
+          <w:ilvl w:val="0"/>
+          <w:numId w:val="2"/>
+        </w:numPr>
+        <w:spacing w:after="240" w:before="0" w:beforeAutospacing="0" w:lineRule="auto"/>
+        <w:ind w:left="720" w:hanging="360"/>
+      </w:pPr>
+      <w:r>
+        <w:rPr>
+          <w:rFonts w:ascii="Palanquin Dark" w:cs="Palanquin Dark" w:eastAsia="Palanquin Dark" w:hAnsi="Palanquin Dark"/>
+          <w:rtl w:val="0"/>
+        </w:rPr>
+        <w:t xml:space="preserve">E: मुख्य प्रवेश (विशेषतः E3 किंवा E4)</w:t>
+      </w:r>
+    </w:p>
+    <w:p>
+      <w:pPr>
+        <w:pStyle w:val="Heading3"/>
+        <w:keepNext w:val="0"/>
+        <w:keepLines w:val="0"/>
+        <w:spacing w:before="280" w:lineRule="auto"/>
+        <w:rPr>
+          <w:b w:val="1"/>
+          <w:bCs w:val="1"/>
+          <w:color w:val="000000"/>
+          <w:sz w:val="26"/>
+          <w:szCs w:val="26"/>
+        </w:rPr>
+      </w:pPr>
+      <w:bookmarkStart w:colFirst="0" w:colLast="0" w:name="_f9d37m363bwo" w:id="6"/>
+      <w:bookmarkEnd w:id="6"/>
+      <w:r>
+        <w:rPr>
+          <w:rFonts w:ascii="Palanquin Dark" w:cs="Palanquin Dark" w:eastAsia="Palanquin Dark" w:hAnsi="Palanquin Dark"/>
+          <w:b w:val="1"/>
+          <w:bCs w:val="1"/>
+          <w:color w:val="000000"/>
+          <w:sz w:val="26"/>
+          <w:szCs w:val="26"/>
+          <w:rtl w:val="0"/>
+        </w:rPr>
+        <w:t xml:space="preserve">टाळावयाच्या गोष्टी</w:t>
+      </w:r>
+    </w:p>
+    <w:p>
+      <w:pPr>
+        <w:numPr>
+          <w:ilvl w:val="0"/>
+          <w:numId w:val="1"/>
+        </w:numPr>
+        <w:spacing w:after="0" w:afterAutospacing="0" w:before="240" w:lineRule="auto"/>
+        <w:ind w:left="720" w:hanging="360"/>
+      </w:pPr>
+      <w:r>
+        <w:rPr>
+          <w:rFonts w:ascii="Palanquin Dark" w:cs="Palanquin Dark" w:eastAsia="Palanquin Dark" w:hAnsi="Palanquin Dark"/>
+          <w:rtl w:val="0"/>
+        </w:rPr>
+        <w:t xml:space="preserve">NE मध्ये टॉयलेट</w:t>
+      </w:r>
+    </w:p>
+    <w:p>
+      <w:pPr>
+        <w:numPr>
+          <w:ilvl w:val="0"/>
+          <w:numId w:val="1"/>
+        </w:numPr>
+        <w:spacing w:after="0" w:afterAutospacing="0" w:before="0" w:beforeAutospacing="0" w:lineRule="auto"/>
+        <w:ind w:left="720" w:hanging="360"/>
+      </w:pPr>
+      <w:r>
+        <w:rPr>
+          <w:rFonts w:ascii="Palanquin Dark" w:cs="Palanquin Dark" w:eastAsia="Palanquin Dark" w:hAnsi="Palanquin Dark"/>
+          <w:rtl w:val="0"/>
+        </w:rPr>
+        <w:t xml:space="preserve">SW मध्ये किचन</w:t>
+      </w:r>
+    </w:p>
+    <w:p>
+      <w:pPr>
+        <w:numPr>
+          <w:ilvl w:val="0"/>
+          <w:numId w:val="1"/>
+        </w:numPr>
+        <w:spacing w:after="0" w:afterAutospacing="0" w:before="0" w:beforeAutospacing="0" w:lineRule="auto"/>
+        <w:ind w:left="720" w:hanging="360"/>
+      </w:pPr>
+      <w:r>
+        <w:rPr>
+          <w:rFonts w:ascii="Palanquin Dark" w:cs="Palanquin Dark" w:eastAsia="Palanquin Dark" w:hAnsi="Palanquin Dark"/>
+          <w:rtl w:val="0"/>
+        </w:rPr>
+        <w:t xml:space="preserve">ब्रह्मस्थानात जड वस्तू</w:t>
+      </w:r>
+    </w:p>
+    <w:p>
+      <w:pPr>
+        <w:numPr>
+          <w:ilvl w:val="0"/>
+          <w:numId w:val="1"/>
+        </w:numPr>
+        <w:spacing w:after="0" w:afterAutospacing="0" w:before="0" w:beforeAutospacing="0" w:lineRule="auto"/>
+        <w:ind w:left="720" w:hanging="360"/>
+      </w:pPr>
+      <w:r>
+        <w:rPr>
+          <w:rFonts w:ascii="Palanquin Dark" w:cs="Palanquin Dark" w:eastAsia="Palanquin Dark" w:hAnsi="Palanquin Dark"/>
+          <w:rtl w:val="0"/>
+        </w:rPr>
+        <w:t xml:space="preserve">SW मध्ये भूमिगत पाण्याची टाकी</w:t>
+      </w:r>
+    </w:p>
+    <w:p>
+      <w:pPr>
+        <w:numPr>
+          <w:ilvl w:val="0"/>
+          <w:numId w:val="1"/>
+        </w:numPr>
+        <w:spacing w:after="240" w:before="0" w:beforeAutospacing="0" w:lineRule="auto"/>
+        <w:ind w:left="720" w:hanging="360"/>
+      </w:pPr>
+      <w:r>
+        <w:rPr>
+          <w:rFonts w:ascii="Palanquin Dark" w:cs="Palanquin Dark" w:eastAsia="Palanquin Dark" w:hAnsi="Palanquin Dark"/>
+          <w:rtl w:val="0"/>
+        </w:rPr>
+        <w:t xml:space="preserve">NE मध्ये जिना</w:t>
+      </w:r>
+    </w:p>
+    <w:p>
+      <w:pPr>
+        <w:rPr/>
+      </w:pPr>
+      <w:r>
+        <w:rPr/>
+        <w:drawing>
+          <wp:inline distB="114300" distT="114300" distL="114300" distR="114300">
+            <wp:extent cx="5731200" cy="5575300"/>
+            <wp:effectExtent b="0" l="0" r="0" t="0"/>
+            <wp:docPr id="1" name="image5.png"/>
+            <a:graphic>
+              <a:graphicData uri="http://schemas.openxmlformats.org/drawingml/2006/picture">
+                <pic:pic>
+                  <pic:nvPicPr>
+                    <pic:cNvPr id="0" name="image5.png"/>
+                    <pic:cNvPicPr preferRelativeResize="0"/>
+                  </pic:nvPicPr>
+                  <pic:blipFill>
+                    <a:blip r:embed="rId9"/>
+                    <a:srcRect b="0" l="0" r="0" t="0"/>
+                    <a:stretch>
+                      <a:fillRect/>
+                    </a:stretch>
+                  </pic:blipFill>
+                  <pic:spPr>
+                    <a:xfrm>
+                      <a:off x="0" y="0"/>
+                      <a:ext cx="5731200" cy="5575300"/>
+                    </a:xfrm>
+                    <a:prstGeom prst="rect"/>
+                    <a:ln/>
+                  </pic:spPr>
+                </pic:pic>
+              </a:graphicData>
+            </a:graphic>
+          </wp:inline>
+        </w:drawing>
+      </w:r>
+      <w:r>
+        <w:rPr>
+          <w:rtl w:val="0"/>
+        </w:rPr>
+      </w:r>
+    </w:p>
+    <w:p>
+      <w:pPr>
+        <w:rPr/>
+      </w:pPr>
+      <w:r>
+        <w:rPr>
+          <w:b w:val="1"/>
+          <w:bCs w:val="1"/>
+          <w:sz w:val="26"/>
+          <w:szCs w:val="26"/>
+        </w:rPr>
+        <w:drawing>
+          <wp:inline distB="114300" distT="114300" distL="114300" distR="114300">
+            <wp:extent cx="5731200" cy="4356100"/>
+            <wp:effectExtent b="0" l="0" r="0" t="0"/>
+            <wp:docPr descr="Important Vastu Tips For New Home 2022 - Rethinking The Future" id="3" name="image2.jpg"/>
+            <a:graphic>
+              <a:graphicData uri="http://schemas.openxmlformats.org/drawingml/2006/picture">
+                <pic:pic>
+                  <pic:nvPicPr>
+                    <pic:cNvPr descr="Important Vastu Tips For New Home 2022 - Rethinking The Future" id="0" name="image2.jpg"/>
+                    <pic:cNvPicPr preferRelativeResize="0"/>
+                  </pic:nvPicPr>
+                  <pic:blipFill>
+                    <a:blip r:embed="rId12"/>
+                    <a:srcRect b="0" l="0" r="0" t="0"/>
+                    <a:stretch>
+                      <a:fillRect/>
+                    </a:stretch>
+                  </pic:blipFill>
+                  <pic:spPr>
+                    <a:xfrm>
+                      <a:off x="0" y="0"/>
+                      <a:ext cx="5731200" cy="4356100"/>
+                    </a:xfrm>
+                    <a:prstGeom prst="rect"/>
+                    <a:ln/>
+                  </pic:spPr>
+                </pic:pic>
+              </a:graphicData>
+            </a:graphic>
+          </wp:inline>
+        </w:drawing>
+      </w:r>
       <w:r>
         <w:rPr>
           <w:rtl w:val="0"/>

--- a/app/services/templates/report_mr.docx
+++ b/app/services/templates/report_mr.docx
@@ -165,7 +165,13 @@
                 <w:szCs w:val="20"/>
                 <w:rtl w:val="0"/>
               </w:rPr>
-              <w:t xml:space="preserve">{{ client.name }}</w:t>
+              <w:t xml:space="preserve">{{ project.name }}</w:t>
+            </w:r>
+            <w:r>
+              <w:br/>
+            </w:r>
+            <w:r>
+              <w:t xml:space="preserve">{{ project.description }}</w:t>
             </w:r>
             <w:r>
               <w:rPr>

--- a/app/services/templates/report_mr.docx
+++ b/app/services/templates/report_mr.docx
@@ -644,6 +644,7 @@
             <w:pPr>
               <w:spacing w:after="60" w:lineRule="auto"/>
               <w:rPr/>
+              <w:jc w:val="left"/>
             </w:pPr>
             <w:r>
               <w:rPr>
@@ -682,6 +683,7 @@
             <w:pPr>
               <w:spacing w:after="60" w:lineRule="auto"/>
               <w:rPr/>
+              <w:jc w:val="left"/>
             </w:pPr>
             <w:r>
               <w:rPr>
@@ -720,6 +722,7 @@
             <w:pPr>
               <w:spacing w:after="60" w:lineRule="auto"/>
               <w:rPr/>
+              <w:jc w:val="left"/>
             </w:pPr>
             <w:r>
               <w:rPr>
@@ -757,6 +760,7 @@
               <w:rPr>
                 <w:color w:val="ffffff"/>
               </w:rPr>
+              <w:jc w:val="left"/>
             </w:pPr>
             <w:r>
               <w:rPr>
@@ -793,6 +797,7 @@
             <w:pPr>
               <w:spacing w:after="60" w:lineRule="auto"/>
               <w:rPr/>
+              <w:jc w:val="left"/>
             </w:pPr>
             <w:r>
               <w:rPr>
@@ -822,6 +827,7 @@
             <w:pPr>
               <w:spacing w:after="60" w:lineRule="auto"/>
               <w:rPr/>
+              <w:jc w:val="left"/>
             </w:pPr>
             <w:r>
               <w:rPr>
@@ -851,6 +857,7 @@
             <w:pPr>
               <w:spacing w:after="60" w:lineRule="auto"/>
               <w:rPr/>
+              <w:jc w:val="left"/>
             </w:pPr>
             <w:r>
               <w:rPr>
@@ -880,6 +887,7 @@
               <w:rPr>
                 <w:color w:val="ffffff"/>
               </w:rPr>
+              <w:jc w:val="left"/>
             </w:pPr>
             <w:r>
               <w:rPr>
@@ -892,6 +900,7 @@
           <w:p>
             <w:pPr>
               <w:rPr/>
+              <w:jc w:val="left"/>
             </w:pPr>
             <w:r>
               <w:rPr>
@@ -902,6 +911,7 @@
           <w:p>
             <w:pPr>
               <w:rPr/>
+              <w:jc w:val="left"/>
             </w:pPr>
             <w:r>
               <w:rPr>
@@ -1042,6 +1052,7 @@
             <w:pPr>
               <w:spacing w:after="60" w:lineRule="auto"/>
               <w:rPr/>
+              <w:jc w:val="left"/>
             </w:pPr>
             <w:r>
               <w:rPr>
@@ -1170,6 +1181,7 @@
             <w:pPr>
               <w:spacing w:after="80" w:lineRule="auto"/>
               <w:rPr/>
+              <w:jc w:val="left"/>
             </w:pPr>
             <w:r>
               <w:rPr>
@@ -1192,6 +1204,7 @@
             <w:pPr>
               <w:spacing w:after="60" w:lineRule="auto"/>
               <w:rPr/>
+              <w:jc w:val="left"/>
             </w:pPr>
             <w:r>
               <w:rPr>
@@ -1234,6 +1247,7 @@
             <w:pPr>
               <w:spacing w:after="80" w:lineRule="auto"/>
               <w:rPr/>
+              <w:jc w:val="left"/>
             </w:pPr>
             <w:r>
               <w:rPr>
@@ -1262,6 +1276,7 @@
                 <w:sz w:val="22"/>
                 <w:szCs w:val="22"/>
               </w:rPr>
+              <w:jc w:val="left"/>
             </w:pPr>
             <w:r>
               <w:rPr>
@@ -1405,6 +1420,7 @@
             <w:pPr>
               <w:spacing w:after="60" w:lineRule="auto"/>
               <w:rPr/>
+              <w:jc w:val="left"/>
             </w:pPr>
             <w:r>
               <w:rPr>
@@ -1443,6 +1459,7 @@
             <w:pPr>
               <w:spacing w:after="60" w:lineRule="auto"/>
               <w:rPr/>
+              <w:jc w:val="left"/>
             </w:pPr>
             <w:r>
               <w:rPr>
@@ -1481,6 +1498,7 @@
             <w:pPr>
               <w:spacing w:after="60" w:lineRule="auto"/>
               <w:rPr/>
+              <w:jc w:val="left"/>
             </w:pPr>
             <w:r>
               <w:rPr>
@@ -1519,6 +1537,7 @@
             <w:pPr>
               <w:spacing w:after="60" w:lineRule="auto"/>
               <w:rPr/>
+              <w:jc w:val="left"/>
             </w:pPr>
             <w:r>
               <w:rPr>
@@ -1557,6 +1576,7 @@
             <w:pPr>
               <w:spacing w:after="60" w:lineRule="auto"/>
               <w:rPr/>
+              <w:jc w:val="left"/>
             </w:pPr>
             <w:r>
               <w:rPr>
@@ -1594,6 +1614,7 @@
               <w:rPr>
                 <w:color w:val="ffffff"/>
               </w:rPr>
+              <w:jc w:val="left"/>
             </w:pPr>
             <w:r>
               <w:rPr>
@@ -1630,6 +1651,7 @@
             <w:pPr>
               <w:spacing w:after="60" w:lineRule="auto"/>
               <w:rPr/>
+              <w:jc w:val="left"/>
             </w:pPr>
             <w:r>
               <w:rPr>
@@ -1659,6 +1681,7 @@
             <w:pPr>
               <w:spacing w:after="60" w:lineRule="auto"/>
               <w:rPr/>
+              <w:jc w:val="left"/>
             </w:pPr>
             <w:r>
               <w:rPr>
@@ -1688,6 +1711,7 @@
             <w:pPr>
               <w:spacing w:after="60" w:lineRule="auto"/>
               <w:rPr/>
+              <w:jc w:val="left"/>
             </w:pPr>
             <w:r>
               <w:rPr>
@@ -1717,6 +1741,7 @@
             <w:pPr>
               <w:spacing w:after="60" w:lineRule="auto"/>
               <w:rPr/>
+              <w:jc w:val="left"/>
             </w:pPr>
             <w:r>
               <w:rPr>
@@ -1746,6 +1771,7 @@
             <w:pPr>
               <w:spacing w:after="60" w:lineRule="auto"/>
               <w:rPr/>
+              <w:jc w:val="left"/>
             </w:pPr>
             <w:r>
               <w:rPr>
@@ -1776,6 +1802,7 @@
               <w:rPr>
                 <w:color w:val="ffffff"/>
               </w:rPr>
+              <w:jc w:val="left"/>
             </w:pPr>
             <w:r>
               <w:rPr>
@@ -1909,6 +1936,7 @@
             <w:pPr>
               <w:spacing w:after="60" w:lineRule="auto"/>
               <w:rPr/>
+              <w:jc w:val="left"/>
             </w:pPr>
             <w:r>
               <w:rPr>
@@ -1947,6 +1975,7 @@
             <w:pPr>
               <w:spacing w:after="60" w:lineRule="auto"/>
               <w:rPr/>
+              <w:jc w:val="left"/>
             </w:pPr>
             <w:r>
               <w:rPr>
@@ -1984,6 +2013,7 @@
               <w:rPr>
                 <w:color w:val="ffffff"/>
               </w:rPr>
+              <w:jc w:val="left"/>
             </w:pPr>
             <w:r>
               <w:rPr>
@@ -2026,6 +2056,7 @@
                 <w:b w:val="1"/>
                 <w:bCs w:val="1"/>
               </w:rPr>
+              <w:jc w:val="left"/>
             </w:pPr>
             <w:r>
               <w:rPr>
@@ -2062,6 +2093,7 @@
             <w:pPr>
               <w:spacing w:after="60" w:lineRule="auto"/>
               <w:rPr/>
+              <w:jc w:val="left"/>
             </w:pPr>
             <w:r>
               <w:rPr>
@@ -2091,6 +2123,7 @@
               <w:rPr>
                 <w:color w:val="ffffff"/>
               </w:rPr>
+              <w:jc w:val="left"/>
             </w:pPr>
             <w:r>
               <w:rPr>
@@ -2191,6 +2224,7 @@
             <w:pPr>
               <w:spacing w:after="60" w:lineRule="auto"/>
               <w:rPr/>
+              <w:jc w:val="left"/>
             </w:pPr>
             <w:r>
               <w:rPr>
@@ -2229,6 +2263,7 @@
             <w:pPr>
               <w:spacing w:after="60" w:lineRule="auto"/>
               <w:rPr/>
+              <w:jc w:val="left"/>
             </w:pPr>
             <w:r>
               <w:rPr>
@@ -2266,6 +2301,7 @@
               <w:rPr>
                 <w:color w:val="ffffff"/>
               </w:rPr>
+              <w:jc w:val="left"/>
             </w:pPr>
             <w:r>
               <w:rPr>
@@ -2302,6 +2338,7 @@
             <w:pPr>
               <w:spacing w:after="60" w:lineRule="auto"/>
               <w:rPr/>
+              <w:jc w:val="left"/>
             </w:pPr>
             <w:r>
               <w:rPr>
@@ -2331,6 +2368,7 @@
             <w:pPr>
               <w:spacing w:after="60" w:lineRule="auto"/>
               <w:rPr/>
+              <w:jc w:val="left"/>
             </w:pPr>
             <w:r>
               <w:rPr>
@@ -2360,6 +2398,7 @@
               <w:rPr>
                 <w:color w:val="ffffff"/>
               </w:rPr>
+              <w:jc w:val="left"/>
             </w:pPr>
             <w:r>
               <w:rPr>
@@ -4563,7 +4602,7 @@
           <w:p>
             <w:pPr>
               <w:spacing w:after="240" w:before="240" w:lineRule="auto"/>
-              <w:jc w:val="center"/>
+              <w:jc w:val="left"/>
               <w:rPr>
                 <w:b w:val="1"/>
                 <w:bCs w:val="1"/>
@@ -4599,7 +4638,7 @@
           <w:p>
             <w:pPr>
               <w:spacing w:after="240" w:before="240" w:lineRule="auto"/>
-              <w:jc w:val="center"/>
+              <w:jc w:val="left"/>
               <w:rPr>
                 <w:b w:val="1"/>
                 <w:bCs w:val="1"/>
@@ -4643,6 +4682,7 @@
             <w:pPr>
               <w:spacing w:after="240" w:before="240" w:lineRule="auto"/>
               <w:rPr/>
+              <w:jc w:val="left"/>
             </w:pPr>
             <w:r>
               <w:rPr>
@@ -4673,6 +4713,7 @@
             <w:pPr>
               <w:spacing w:after="240" w:before="240" w:lineRule="auto"/>
               <w:rPr/>
+              <w:jc w:val="left"/>
             </w:pPr>
             <w:r>
               <w:rPr>
@@ -4710,6 +4751,7 @@
             <w:pPr>
               <w:spacing w:after="240" w:before="240" w:lineRule="auto"/>
               <w:rPr/>
+              <w:jc w:val="left"/>
             </w:pPr>
             <w:r>
               <w:rPr>
@@ -4739,6 +4781,7 @@
             <w:pPr>
               <w:spacing w:after="240" w:before="240" w:lineRule="auto"/>
               <w:rPr/>
+              <w:jc w:val="left"/>
             </w:pPr>
             <w:r>
               <w:rPr>
@@ -4776,6 +4819,7 @@
             <w:pPr>
               <w:spacing w:after="240" w:before="240" w:lineRule="auto"/>
               <w:rPr/>
+              <w:jc w:val="left"/>
             </w:pPr>
             <w:r>
               <w:rPr>
@@ -4806,6 +4850,7 @@
             <w:pPr>
               <w:spacing w:after="240" w:before="240" w:lineRule="auto"/>
               <w:rPr/>
+              <w:jc w:val="left"/>
             </w:pPr>
             <w:r>
               <w:rPr>
@@ -4843,6 +4888,7 @@
             <w:pPr>
               <w:spacing w:after="240" w:before="240" w:lineRule="auto"/>
               <w:rPr/>
+              <w:jc w:val="left"/>
             </w:pPr>
             <w:r>
               <w:rPr>
@@ -4872,6 +4918,7 @@
             <w:pPr>
               <w:spacing w:after="240" w:before="240" w:lineRule="auto"/>
               <w:rPr/>
+              <w:jc w:val="left"/>
             </w:pPr>
             <w:r>
               <w:rPr>
@@ -4909,6 +4956,7 @@
             <w:pPr>
               <w:spacing w:after="240" w:before="240" w:lineRule="auto"/>
               <w:rPr/>
+              <w:jc w:val="left"/>
             </w:pPr>
             <w:r>
               <w:rPr>
@@ -4939,6 +4987,7 @@
             <w:pPr>
               <w:spacing w:after="240" w:before="240" w:lineRule="auto"/>
               <w:rPr/>
+              <w:jc w:val="left"/>
             </w:pPr>
             <w:r>
               <w:rPr>
@@ -4976,6 +5025,7 @@
             <w:pPr>
               <w:spacing w:after="240" w:before="240" w:lineRule="auto"/>
               <w:rPr/>
+              <w:jc w:val="left"/>
             </w:pPr>
             <w:r>
               <w:rPr>
@@ -5005,6 +5055,7 @@
             <w:pPr>
               <w:spacing w:after="240" w:before="240" w:lineRule="auto"/>
               <w:rPr/>
+              <w:jc w:val="left"/>
             </w:pPr>
             <w:r>
               <w:rPr>
@@ -5042,6 +5093,7 @@
             <w:pPr>
               <w:spacing w:after="240" w:before="240" w:lineRule="auto"/>
               <w:rPr/>
+              <w:jc w:val="left"/>
             </w:pPr>
             <w:r>
               <w:rPr>
@@ -5072,6 +5124,7 @@
             <w:pPr>
               <w:spacing w:after="240" w:before="240" w:lineRule="auto"/>
               <w:rPr/>
+              <w:jc w:val="left"/>
             </w:pPr>
             <w:r>
               <w:rPr>
@@ -5109,6 +5162,7 @@
             <w:pPr>
               <w:spacing w:after="240" w:before="240" w:lineRule="auto"/>
               <w:rPr/>
+              <w:jc w:val="left"/>
             </w:pPr>
             <w:r>
               <w:rPr>
@@ -5138,6 +5192,7 @@
             <w:pPr>
               <w:spacing w:after="240" w:before="240" w:lineRule="auto"/>
               <w:rPr/>
+              <w:jc w:val="left"/>
             </w:pPr>
             <w:r>
               <w:rPr>
@@ -5175,6 +5230,7 @@
             <w:pPr>
               <w:spacing w:after="240" w:before="240" w:lineRule="auto"/>
               <w:rPr/>
+              <w:jc w:val="left"/>
             </w:pPr>
             <w:r>
               <w:rPr>
@@ -5205,6 +5261,7 @@
             <w:pPr>
               <w:spacing w:after="240" w:before="240" w:lineRule="auto"/>
               <w:rPr/>
+              <w:jc w:val="left"/>
             </w:pPr>
             <w:r>
               <w:rPr>
@@ -5242,6 +5299,7 @@
             <w:pPr>
               <w:spacing w:after="240" w:before="240" w:lineRule="auto"/>
               <w:rPr/>
+              <w:jc w:val="left"/>
             </w:pPr>
             <w:r>
               <w:rPr>
@@ -5271,6 +5329,7 @@
             <w:pPr>
               <w:spacing w:after="240" w:before="240" w:lineRule="auto"/>
               <w:rPr/>
+              <w:jc w:val="left"/>
             </w:pPr>
             <w:r>
               <w:rPr>
@@ -5308,6 +5367,7 @@
             <w:pPr>
               <w:spacing w:after="240" w:before="240" w:lineRule="auto"/>
               <w:rPr/>
+              <w:jc w:val="left"/>
             </w:pPr>
             <w:r>
               <w:rPr>
@@ -5338,6 +5398,7 @@
             <w:pPr>
               <w:spacing w:after="240" w:before="240" w:lineRule="auto"/>
               <w:rPr/>
+              <w:jc w:val="left"/>
             </w:pPr>
             <w:r>
               <w:rPr>
@@ -5375,6 +5436,7 @@
             <w:pPr>
               <w:spacing w:after="240" w:before="240" w:lineRule="auto"/>
               <w:rPr/>
+              <w:jc w:val="left"/>
             </w:pPr>
             <w:r>
               <w:rPr>
@@ -5404,6 +5466,7 @@
             <w:pPr>
               <w:spacing w:after="240" w:before="240" w:lineRule="auto"/>
               <w:rPr/>
+              <w:jc w:val="left"/>
             </w:pPr>
             <w:r>
               <w:rPr>
@@ -5417,6 +5480,7 @@
             <w:pPr>
               <w:spacing w:after="240" w:before="240" w:lineRule="auto"/>
               <w:rPr/>
+              <w:jc w:val="left"/>
             </w:pPr>
             <w:r>
               <w:rPr>
@@ -5452,6 +5516,7 @@
             <w:pPr>
               <w:spacing w:after="240" w:before="240" w:lineRule="auto"/>
               <w:rPr/>
+              <w:jc w:val="left"/>
             </w:pPr>
             <w:r>
               <w:rPr>
@@ -5482,6 +5547,7 @@
             <w:pPr>
               <w:spacing w:after="240" w:before="240" w:lineRule="auto"/>
               <w:rPr/>
+              <w:jc w:val="left"/>
             </w:pPr>
             <w:r>
               <w:rPr>
@@ -5519,6 +5585,7 @@
             <w:pPr>
               <w:spacing w:after="240" w:before="240" w:lineRule="auto"/>
               <w:rPr/>
+              <w:jc w:val="left"/>
             </w:pPr>
             <w:r>
               <w:rPr>
@@ -5548,6 +5615,7 @@
             <w:pPr>
               <w:spacing w:after="240" w:before="240" w:lineRule="auto"/>
               <w:rPr/>
+              <w:jc w:val="left"/>
             </w:pPr>
             <w:r>
               <w:rPr>
@@ -5585,6 +5653,7 @@
             <w:pPr>
               <w:spacing w:after="240" w:before="240" w:lineRule="auto"/>
               <w:rPr/>
+              <w:jc w:val="left"/>
             </w:pPr>
             <w:r>
               <w:rPr>
@@ -5615,6 +5684,7 @@
             <w:pPr>
               <w:spacing w:after="240" w:before="240" w:lineRule="auto"/>
               <w:rPr/>
+              <w:jc w:val="left"/>
             </w:pPr>
             <w:r>
               <w:rPr>
@@ -5652,6 +5722,7 @@
             <w:pPr>
               <w:spacing w:after="240" w:before="240" w:lineRule="auto"/>
               <w:rPr/>
+              <w:jc w:val="left"/>
             </w:pPr>
             <w:r>
               <w:rPr>
@@ -5681,6 +5752,7 @@
             <w:pPr>
               <w:spacing w:after="240" w:before="240" w:lineRule="auto"/>
               <w:rPr/>
+              <w:jc w:val="left"/>
             </w:pPr>
             <w:r>
               <w:rPr>

--- a/app/services/templates/report_mr.docx
+++ b/app/services/templates/report_mr.docx
@@ -1354,7 +1354,319 @@
           <w:szCs w:val="26"/>
           <w:rtl w:val="0"/>
         </w:rPr>
-        <w:t xml:space="preserve">5. Room Wise Analysis</w:t>
+        <w:t xml:space="preserve">5. Detailed Vastu Analysis</w:t>
+      </w:r>
+      <w:r>
+        <w:rPr>
+          <w:rtl w:val="0"/>
+        </w:rPr>
+      </w:r>
+    </w:p>
+    <w:p>
+      <w:pPr>
+        <w:spacing w:after="80" w:lineRule="auto"/>
+        <w:rPr>
+          <w:color w:val="ffffff"/>
+        </w:rPr>
+      </w:pPr>
+      <w:r>
+        <w:rPr>
+          <w:i w:val="1"/>
+          <w:iCs w:val="1"/>
+          <w:color w:val="ffffff"/>
+          <w:sz w:val="16"/>
+          <w:szCs w:val="16"/>
+          <w:rtl w:val="0"/>
+        </w:rPr>
+        <w:t xml:space="preserve">(Python prep: rating_pairs = [ratings[i:i+2] for i in range(0, len(ratings), 2)])</w:t>
+      </w:r>
+      <w:r>
+        <w:rPr>
+          <w:rtl w:val="0"/>
+        </w:rPr>
+      </w:r>
+    </w:p>
+    <w:tbl>
+      <w:tblPr>
+        <w:tblStyle w:val="Table6"/>
+        <w:tblW w:w="10466.0" w:type="dxa"/>
+        <w:jc w:val="left"/>
+        <w:tblBorders>
+          <w:top w:color="000000" w:space="0" w:sz="4" w:val="single"/>
+          <w:left w:color="000000" w:space="0" w:sz="4" w:val="single"/>
+          <w:bottom w:color="000000" w:space="0" w:sz="4" w:val="single"/>
+          <w:right w:color="000000" w:space="0" w:sz="4" w:val="single"/>
+          <w:insideH w:color="000000" w:space="0" w:sz="4" w:val="single"/>
+          <w:insideV w:color="000000" w:space="0" w:sz="4" w:val="single"/>
+        </w:tblBorders>
+        <w:tblLayout w:type="fixed"/>
+        <w:tblLook w:val="0000"/>
+      </w:tblPr>
+      <w:tblGrid>
+        <w:gridCol w:w="5233"/>
+        <w:gridCol w:w="5233"/>
+        <w:tblGridChange w:id="0">
+          <w:tblGrid>
+            <w:gridCol w:w="5233"/>
+            <w:gridCol w:w="5233"/>
+          </w:tblGrid>
+        </w:tblGridChange>
+      </w:tblGrid>
+      <w:tr>
+        <w:trPr>
+          <w:cantSplit w:val="0"/>
+          <w:tblHeader w:val="0"/>
+        </w:trPr>
+        <w:tc>
+          <w:tcPr>
+            <w:tcBorders>
+              <w:top w:color="e4d8cb" w:space="0" w:sz="4" w:val="single"/>
+              <w:left w:color="e4d8cb" w:space="0" w:sz="4" w:val="single"/>
+              <w:bottom w:color="e4d8cb" w:space="0" w:sz="4" w:val="single"/>
+              <w:right w:color="e4d8cb" w:space="0" w:sz="4" w:val="single"/>
+            </w:tcBorders>
+            <w:shd w:fill="5b3a22" w:val="clear"/>
+            <w:tcMar>
+              <w:top w:w="80.0" w:type="dxa"/>
+              <w:left w:w="120.0" w:type="dxa"/>
+              <w:bottom w:w="80.0" w:type="dxa"/>
+              <w:right w:w="120.0" w:type="dxa"/>
+            </w:tcMar>
+            <w:vAlign w:val="top"/>
+          </w:tcPr>
+          <w:p>
+            <w:pPr>
+              <w:spacing w:after="60" w:lineRule="auto"/>
+              <w:rPr/>
+              <w:jc w:val="left"/>
+            </w:pPr>
+            <w:r>
+              <w:rPr>
+                <w:b w:val="1"/>
+                <w:bCs w:val="1"/>
+                <w:color w:val="ffffff"/>
+                <w:rtl w:val="0"/>
+              </w:rPr>
+              <w:t xml:space="preserve">Room / Direction</w:t>
+            </w:r>
+            <w:r>
+              <w:rPr>
+                <w:rtl w:val="0"/>
+              </w:rPr>
+            </w:r>
+          </w:p>
+        </w:tc>
+        <w:tc>
+          <w:tcPr>
+            <w:tcBorders>
+              <w:top w:color="e4d8cb" w:space="0" w:sz="4" w:val="single"/>
+              <w:left w:color="e4d8cb" w:space="0" w:sz="4" w:val="single"/>
+              <w:bottom w:color="e4d8cb" w:space="0" w:sz="4" w:val="single"/>
+              <w:right w:color="e4d8cb" w:space="0" w:sz="4" w:val="single"/>
+            </w:tcBorders>
+            <w:shd w:fill="5b3a22" w:val="clear"/>
+            <w:tcMar>
+              <w:top w:w="80.0" w:type="dxa"/>
+              <w:left w:w="120.0" w:type="dxa"/>
+              <w:bottom w:w="80.0" w:type="dxa"/>
+              <w:right w:w="120.0" w:type="dxa"/>
+            </w:tcMar>
+            <w:vAlign w:val="top"/>
+          </w:tcPr>
+          <w:p>
+            <w:pPr>
+              <w:spacing w:after="60" w:lineRule="auto"/>
+              <w:rPr/>
+              <w:jc w:val="left"/>
+            </w:pPr>
+            <w:r>
+              <w:rPr>
+                <w:b w:val="1"/>
+                <w:bCs w:val="1"/>
+                <w:color w:val="ffffff"/>
+                <w:rtl w:val="0"/>
+              </w:rPr>
+              <w:t xml:space="preserve">Room / Direction</w:t>
+            </w:r>
+            <w:r>
+              <w:rPr>
+                <w:rtl w:val="0"/>
+              </w:rPr>
+            </w:r>
+          </w:p>
+        </w:tc>
+      </w:tr>
+      <w:tr>
+        <w:trPr>
+          <w:cantSplit w:val="0"/>
+          <w:tblHeader w:val="0"/>
+        </w:trPr>
+        <w:tc>
+          <w:tcPr>
+            <w:tcBorders>
+              <w:top w:color="000000" w:space="0" w:sz="0" w:val="nil"/>
+              <w:left w:color="000000" w:space="0" w:sz="0" w:val="nil"/>
+              <w:bottom w:color="000000" w:space="0" w:sz="0" w:val="nil"/>
+              <w:right w:color="000000" w:space="0" w:sz="0" w:val="nil"/>
+            </w:tcBorders>
+          </w:tcPr>
+          <w:p>
+            <w:pPr>
+              <w:rPr>
+                <w:color w:val="ffffff"/>
+              </w:rPr>
+              <w:jc w:val="left"/>
+            </w:pPr>
+            <w:r>
+              <w:rPr>
+                <w:color w:val="ffffff"/>
+                <w:rtl w:val="0"/>
+              </w:rPr>
+              <w:t xml:space="preserve">{%tr for pair in rating_pairs %}</w:t>
+            </w:r>
+          </w:p>
+        </w:tc>
+      </w:tr>
+      <w:tr>
+        <w:trPr>
+          <w:cantSplit w:val="0"/>
+          <w:trHeight w:val="360" w:hRule="atLeast"/>
+          <w:tblHeader w:val="0"/>
+        </w:trPr>
+        <w:tc>
+          <w:tcPr>
+            <w:gridSpan w:val="2"/>
+            <w:tcBorders>
+              <w:top w:color="e4d8cb" w:space="0" w:sz="4" w:val="single"/>
+              <w:left w:color="e4d8cb" w:space="0" w:sz="4" w:val="single"/>
+              <w:bottom w:color="e4d8cb" w:space="0" w:sz="4" w:val="single"/>
+              <w:right w:color="e4d8cb" w:space="0" w:sz="4" w:val="single"/>
+            </w:tcBorders>
+            <w:shd w:fill="faf7f2" w:val="clear"/>
+            <w:tcMar>
+              <w:top w:w="80.0" w:type="dxa"/>
+              <w:left w:w="120.0" w:type="dxa"/>
+              <w:bottom w:w="80.0" w:type="dxa"/>
+              <w:right w:w="120.0" w:type="dxa"/>
+            </w:tcMar>
+            <w:vAlign w:val="top"/>
+          </w:tcPr>
+          <w:p>
+            <w:pPr>
+              <w:spacing w:after="20" w:lineRule="auto"/>
+              <w:rPr>
+                <w:b w:val="1"/>
+                <w:bCs w:val="1"/>
+              </w:rPr>
+              <w:jc w:val="left"/>
+            </w:pPr>
+            <w:r>
+              <w:rPr>
+                <w:b w:val="1"/>
+                <w:bCs w:val="1"/>
+                <w:color w:val="5b3a22"/>
+                <w:rtl w:val="0"/>
+              </w:rPr>
+              <w:t xml:space="preserve">{{ pair[0].name }} </w:t>
+            </w:r>
+            <w:r>
+              <w:rPr>
+                <w:color w:val="5b3a22"/>
+                <w:rtl w:val="0"/>
+              </w:rPr>
+              <w:t xml:space="preserve">— </w:t>
+            </w:r>
+            <w:r>
+              <w:rPr>
+                <w:b w:val="1"/>
+                <w:bCs w:val="1"/>
+                <w:color w:val="5b3a22"/>
+                <w:rtl w:val="0"/>
+              </w:rPr>
+              <w:t xml:space="preserve">{{ pair[0].direction }}</w:t>
+            </w:r>
+            <w:r>
+              <w:rPr>
+                <w:rtl w:val="0"/>
+              </w:rPr>
+            </w:r>
+          </w:p>
+          <w:p>
+            <w:pPr>
+              <w:spacing w:after="60" w:lineRule="auto"/>
+              <w:rPr/>
+              <w:jc w:val="left"/>
+            </w:pPr>
+            <w:r>
+              <w:rPr>
+                <w:rtl w:val="0"/>
+              </w:rPr>
+              <w:t xml:space="preserve">{{ pair[0].analysis }}</w:t>
+            </w:r>
+          </w:p>
+        </w:tc>
+      </w:tr>
+      <w:tr>
+        <w:trPr>
+          <w:cantSplit w:val="0"/>
+          <w:tblHeader w:val="0"/>
+        </w:trPr>
+        <w:tc>
+          <w:tcPr>
+            <w:tcBorders>
+              <w:top w:color="000000" w:space="0" w:sz="0" w:val="nil"/>
+              <w:left w:color="000000" w:space="0" w:sz="0" w:val="nil"/>
+              <w:bottom w:color="000000" w:space="0" w:sz="0" w:val="nil"/>
+              <w:right w:color="000000" w:space="0" w:sz="0" w:val="nil"/>
+            </w:tcBorders>
+          </w:tcPr>
+          <w:p>
+            <w:pPr>
+              <w:rPr>
+                <w:color w:val="ffffff"/>
+              </w:rPr>
+              <w:jc w:val="left"/>
+            </w:pPr>
+            <w:r>
+              <w:rPr>
+                <w:color w:val="ffffff"/>
+                <w:rtl w:val="0"/>
+              </w:rPr>
+              <w:t xml:space="preserve">{%tr endfor %}</w:t>
+            </w:r>
+          </w:p>
+        </w:tc>
+      </w:tr>
+    </w:tbl>
+    <w:p>
+      <w:pPr>
+        <w:spacing w:before="200" w:lineRule="auto"/>
+        <w:rPr/>
+      </w:pPr>
+      <w:r>
+        <w:rPr>
+          <w:rtl w:val="0"/>
+        </w:rPr>
+      </w:r>
+    </w:p>
+    <w:p>
+      <w:pPr>
+        <w:pBdr>
+          <w:bottom w:color="e4d8cb" w:space="0" w:sz="4" w:val="single"/>
+        </w:pBdr>
+        <w:spacing w:after="100" w:before="200" w:lineRule="auto"/>
+        <w:rPr/>
+      </w:pPr>
+      <w:r>
+        <w:rPr>
+          <w:b w:val="1"/>
+          <w:bCs w:val="1"/>
+          <w:color w:val="5b3a22"/>
+          <w:sz w:val="26"/>
+          <w:szCs w:val="26"/>
+          <w:rtl w:val="0"/>
+        </w:rPr>
+        <w:t xml:space="preserve">6. Room Wise Analysis</w:t>
       </w:r>
       <w:r>
         <w:rPr>
@@ -1585,7 +1897,7 @@
                 <w:color w:val="ffffff"/>
                 <w:rtl w:val="0"/>
               </w:rPr>
-              <w:t xml:space="preserve">Remedy</w:t>
+              <w:t xml:space="preserve">Remedy / Therapy</w:t>
             </w:r>
             <w:r>
               <w:rPr>
@@ -1828,318 +2140,6 @@
           <w:sz w:val="26"/>
           <w:szCs w:val="26"/>
         </w:rPr>
-      </w:pPr>
-      <w:r>
-        <w:rPr>
-          <w:rtl w:val="0"/>
-        </w:rPr>
-      </w:r>
-    </w:p>
-    <w:p>
-      <w:pPr>
-        <w:pBdr>
-          <w:bottom w:color="e4d8cb" w:space="0" w:sz="4" w:val="single"/>
-        </w:pBdr>
-        <w:spacing w:after="100" w:before="200" w:lineRule="auto"/>
-        <w:rPr/>
-      </w:pPr>
-      <w:r>
-        <w:rPr>
-          <w:b w:val="1"/>
-          <w:bCs w:val="1"/>
-          <w:color w:val="5b3a22"/>
-          <w:sz w:val="26"/>
-          <w:szCs w:val="26"/>
-          <w:rtl w:val="0"/>
-        </w:rPr>
-        <w:t xml:space="preserve">6. Detailed Vastu Analysis</w:t>
-      </w:r>
-      <w:r>
-        <w:rPr>
-          <w:rtl w:val="0"/>
-        </w:rPr>
-      </w:r>
-    </w:p>
-    <w:p>
-      <w:pPr>
-        <w:spacing w:after="80" w:lineRule="auto"/>
-        <w:rPr>
-          <w:color w:val="ffffff"/>
-        </w:rPr>
-      </w:pPr>
-      <w:r>
-        <w:rPr>
-          <w:i w:val="1"/>
-          <w:iCs w:val="1"/>
-          <w:color w:val="ffffff"/>
-          <w:sz w:val="16"/>
-          <w:szCs w:val="16"/>
-          <w:rtl w:val="0"/>
-        </w:rPr>
-        <w:t xml:space="preserve">(Python prep: rating_pairs = [ratings[i:i+2] for i in range(0, len(ratings), 2)])</w:t>
-      </w:r>
-      <w:r>
-        <w:rPr>
-          <w:rtl w:val="0"/>
-        </w:rPr>
-      </w:r>
-    </w:p>
-    <w:tbl>
-      <w:tblPr>
-        <w:tblStyle w:val="Table6"/>
-        <w:tblW w:w="10466.0" w:type="dxa"/>
-        <w:jc w:val="left"/>
-        <w:tblBorders>
-          <w:top w:color="000000" w:space="0" w:sz="4" w:val="single"/>
-          <w:left w:color="000000" w:space="0" w:sz="4" w:val="single"/>
-          <w:bottom w:color="000000" w:space="0" w:sz="4" w:val="single"/>
-          <w:right w:color="000000" w:space="0" w:sz="4" w:val="single"/>
-          <w:insideH w:color="000000" w:space="0" w:sz="4" w:val="single"/>
-          <w:insideV w:color="000000" w:space="0" w:sz="4" w:val="single"/>
-        </w:tblBorders>
-        <w:tblLayout w:type="fixed"/>
-        <w:tblLook w:val="0000"/>
-      </w:tblPr>
-      <w:tblGrid>
-        <w:gridCol w:w="5233"/>
-        <w:gridCol w:w="5233"/>
-        <w:tblGridChange w:id="0">
-          <w:tblGrid>
-            <w:gridCol w:w="5233"/>
-            <w:gridCol w:w="5233"/>
-          </w:tblGrid>
-        </w:tblGridChange>
-      </w:tblGrid>
-      <w:tr>
-        <w:trPr>
-          <w:cantSplit w:val="0"/>
-          <w:tblHeader w:val="0"/>
-        </w:trPr>
-        <w:tc>
-          <w:tcPr>
-            <w:tcBorders>
-              <w:top w:color="e4d8cb" w:space="0" w:sz="4" w:val="single"/>
-              <w:left w:color="e4d8cb" w:space="0" w:sz="4" w:val="single"/>
-              <w:bottom w:color="e4d8cb" w:space="0" w:sz="4" w:val="single"/>
-              <w:right w:color="e4d8cb" w:space="0" w:sz="4" w:val="single"/>
-            </w:tcBorders>
-            <w:shd w:fill="5b3a22" w:val="clear"/>
-            <w:tcMar>
-              <w:top w:w="80.0" w:type="dxa"/>
-              <w:left w:w="120.0" w:type="dxa"/>
-              <w:bottom w:w="80.0" w:type="dxa"/>
-              <w:right w:w="120.0" w:type="dxa"/>
-            </w:tcMar>
-            <w:vAlign w:val="top"/>
-          </w:tcPr>
-          <w:p>
-            <w:pPr>
-              <w:spacing w:after="60" w:lineRule="auto"/>
-              <w:rPr/>
-              <w:jc w:val="left"/>
-            </w:pPr>
-            <w:r>
-              <w:rPr>
-                <w:b w:val="1"/>
-                <w:bCs w:val="1"/>
-                <w:color w:val="ffffff"/>
-                <w:rtl w:val="0"/>
-              </w:rPr>
-              <w:t xml:space="preserve">Room / Direction</w:t>
-            </w:r>
-            <w:r>
-              <w:rPr>
-                <w:rtl w:val="0"/>
-              </w:rPr>
-            </w:r>
-          </w:p>
-        </w:tc>
-        <w:tc>
-          <w:tcPr>
-            <w:tcBorders>
-              <w:top w:color="e4d8cb" w:space="0" w:sz="4" w:val="single"/>
-              <w:left w:color="e4d8cb" w:space="0" w:sz="4" w:val="single"/>
-              <w:bottom w:color="e4d8cb" w:space="0" w:sz="4" w:val="single"/>
-              <w:right w:color="e4d8cb" w:space="0" w:sz="4" w:val="single"/>
-            </w:tcBorders>
-            <w:shd w:fill="5b3a22" w:val="clear"/>
-            <w:tcMar>
-              <w:top w:w="80.0" w:type="dxa"/>
-              <w:left w:w="120.0" w:type="dxa"/>
-              <w:bottom w:w="80.0" w:type="dxa"/>
-              <w:right w:w="120.0" w:type="dxa"/>
-            </w:tcMar>
-            <w:vAlign w:val="top"/>
-          </w:tcPr>
-          <w:p>
-            <w:pPr>
-              <w:spacing w:after="60" w:lineRule="auto"/>
-              <w:rPr/>
-              <w:jc w:val="left"/>
-            </w:pPr>
-            <w:r>
-              <w:rPr>
-                <w:b w:val="1"/>
-                <w:bCs w:val="1"/>
-                <w:color w:val="ffffff"/>
-                <w:rtl w:val="0"/>
-              </w:rPr>
-              <w:t xml:space="preserve">Room / Direction</w:t>
-            </w:r>
-            <w:r>
-              <w:rPr>
-                <w:rtl w:val="0"/>
-              </w:rPr>
-            </w:r>
-          </w:p>
-        </w:tc>
-      </w:tr>
-      <w:tr>
-        <w:trPr>
-          <w:cantSplit w:val="0"/>
-          <w:tblHeader w:val="0"/>
-        </w:trPr>
-        <w:tc>
-          <w:tcPr>
-            <w:tcBorders>
-              <w:top w:color="000000" w:space="0" w:sz="0" w:val="nil"/>
-              <w:left w:color="000000" w:space="0" w:sz="0" w:val="nil"/>
-              <w:bottom w:color="000000" w:space="0" w:sz="0" w:val="nil"/>
-              <w:right w:color="000000" w:space="0" w:sz="0" w:val="nil"/>
-            </w:tcBorders>
-          </w:tcPr>
-          <w:p>
-            <w:pPr>
-              <w:rPr>
-                <w:color w:val="ffffff"/>
-              </w:rPr>
-              <w:jc w:val="left"/>
-            </w:pPr>
-            <w:r>
-              <w:rPr>
-                <w:color w:val="ffffff"/>
-                <w:rtl w:val="0"/>
-              </w:rPr>
-              <w:t xml:space="preserve">{%tr for pair in rating_pairs %}</w:t>
-            </w:r>
-          </w:p>
-        </w:tc>
-      </w:tr>
-      <w:tr>
-        <w:trPr>
-          <w:cantSplit w:val="0"/>
-          <w:trHeight w:val="360" w:hRule="atLeast"/>
-          <w:tblHeader w:val="0"/>
-        </w:trPr>
-        <w:tc>
-          <w:tcPr>
-            <w:gridSpan w:val="2"/>
-            <w:tcBorders>
-              <w:top w:color="e4d8cb" w:space="0" w:sz="4" w:val="single"/>
-              <w:left w:color="e4d8cb" w:space="0" w:sz="4" w:val="single"/>
-              <w:bottom w:color="e4d8cb" w:space="0" w:sz="4" w:val="single"/>
-              <w:right w:color="e4d8cb" w:space="0" w:sz="4" w:val="single"/>
-            </w:tcBorders>
-            <w:shd w:fill="faf7f2" w:val="clear"/>
-            <w:tcMar>
-              <w:top w:w="80.0" w:type="dxa"/>
-              <w:left w:w="120.0" w:type="dxa"/>
-              <w:bottom w:w="80.0" w:type="dxa"/>
-              <w:right w:w="120.0" w:type="dxa"/>
-            </w:tcMar>
-            <w:vAlign w:val="top"/>
-          </w:tcPr>
-          <w:p>
-            <w:pPr>
-              <w:spacing w:after="20" w:lineRule="auto"/>
-              <w:rPr>
-                <w:b w:val="1"/>
-                <w:bCs w:val="1"/>
-              </w:rPr>
-              <w:jc w:val="left"/>
-            </w:pPr>
-            <w:r>
-              <w:rPr>
-                <w:b w:val="1"/>
-                <w:bCs w:val="1"/>
-                <w:color w:val="5b3a22"/>
-                <w:rtl w:val="0"/>
-              </w:rPr>
-              <w:t xml:space="preserve">{{ pair[0].name }} </w:t>
-            </w:r>
-            <w:r>
-              <w:rPr>
-                <w:color w:val="5b3a22"/>
-                <w:rtl w:val="0"/>
-              </w:rPr>
-              <w:t xml:space="preserve">— </w:t>
-            </w:r>
-            <w:r>
-              <w:rPr>
-                <w:b w:val="1"/>
-                <w:bCs w:val="1"/>
-                <w:color w:val="5b3a22"/>
-                <w:rtl w:val="0"/>
-              </w:rPr>
-              <w:t xml:space="preserve">{{ pair[0].direction }}</w:t>
-            </w:r>
-            <w:r>
-              <w:rPr>
-                <w:rtl w:val="0"/>
-              </w:rPr>
-            </w:r>
-          </w:p>
-          <w:p>
-            <w:pPr>
-              <w:spacing w:after="60" w:lineRule="auto"/>
-              <w:rPr/>
-              <w:jc w:val="left"/>
-            </w:pPr>
-            <w:r>
-              <w:rPr>
-                <w:rtl w:val="0"/>
-              </w:rPr>
-              <w:t xml:space="preserve">{{ pair[0].analysis }}</w:t>
-            </w:r>
-          </w:p>
-        </w:tc>
-      </w:tr>
-      <w:tr>
-        <w:trPr>
-          <w:cantSplit w:val="0"/>
-          <w:tblHeader w:val="0"/>
-        </w:trPr>
-        <w:tc>
-          <w:tcPr>
-            <w:tcBorders>
-              <w:top w:color="000000" w:space="0" w:sz="0" w:val="nil"/>
-              <w:left w:color="000000" w:space="0" w:sz="0" w:val="nil"/>
-              <w:bottom w:color="000000" w:space="0" w:sz="0" w:val="nil"/>
-              <w:right w:color="000000" w:space="0" w:sz="0" w:val="nil"/>
-            </w:tcBorders>
-          </w:tcPr>
-          <w:p>
-            <w:pPr>
-              <w:rPr>
-                <w:color w:val="ffffff"/>
-              </w:rPr>
-              <w:jc w:val="left"/>
-            </w:pPr>
-            <w:r>
-              <w:rPr>
-                <w:color w:val="ffffff"/>
-                <w:rtl w:val="0"/>
-              </w:rPr>
-              <w:t xml:space="preserve">{%tr endfor %}</w:t>
-            </w:r>
-          </w:p>
-        </w:tc>
-      </w:tr>
-    </w:tbl>
-    <w:p>
-      <w:pPr>
-        <w:spacing w:before="200" w:lineRule="auto"/>
-        <w:rPr/>
       </w:pPr>
       <w:r>
         <w:rPr>
@@ -2431,6 +2431,64 @@
         </w:rPr>
       </w:r>
     </w:p>
+    <w:p>
+      <w:pPr>
+        <w:spacing w:after="100" w:before="200"/>
+      </w:pPr>
+      <w:r>
+        <w:rPr>
+          <w:rFonts w:ascii="Arial" w:cs="Arial" w:eastAsia="Arial" w:hAnsi="Arial"/>
+          <w:b w:val="1"/>
+          <w:i w:val="0"/>
+          <w:color w:val="5b3a22"/>
+          <w:sz w:val="26"/>
+          <w:szCs w:val="26"/>
+        </w:rPr>
+        <w:t xml:space="preserve">वैयक्तिक टिपा</w:t>
+      </w:r>
+    </w:p>
+    <w:tbl>
+      <w:tblPr>
+        <w:tblW w:w="10466" w:type="dxa"/>
+        <w:tblBorders>
+          <w:top w:color="e4d8cb" w:space="0" w:sz="8" w:val="single"/>
+          <w:left w:color="e4d8cb" w:space="0" w:sz="8" w:val="single"/>
+          <w:bottom w:color="e4d8cb" w:space="0" w:sz="8" w:val="single"/>
+          <w:right w:color="e4d8cb" w:space="0" w:sz="8" w:val="single"/>
+        </w:tblBorders>
+      </w:tblPr>
+      <w:tblGrid>
+        <w:gridCol w:w="10466"/>
+      </w:tblGrid>
+      <w:tr>
+        <w:trPr>
+          <w:trHeight w:val="7200" w:hRule="atLeast"/>
+        </w:trPr>
+        <w:tc>
+          <w:tcPr>
+            <w:tcW w:w="10466" w:type="dxa"/>
+            <w:shd w:val="clear" w:fill="FAF8F5"/>
+          </w:tcPr>
+          <w:p>
+            <w:pPr>
+              <w:spacing w:after="100" w:before="200"/>
+            </w:pPr>
+            <w:r>
+              <w:rPr>
+                <w:rFonts w:ascii="Arial" w:cs="Arial" w:eastAsia="Arial" w:hAnsi="Arial"/>
+                <w:b w:val="0"/>
+                <w:i w:val="1"/>
+                <w:color w:val="8a7a6a"/>
+                <w:sz w:val="18"/>
+                <w:szCs w:val="18"/>
+              </w:rPr>
+              <w:t xml:space="preserve">सल्लागार / ज्योतिषी यांच्या वैयक्तिक नोंदीसाठी जागा.</w:t>
+            </w:r>
+          </w:p>
+        </w:tc>
+      </w:tr>
+    </w:tbl>
+    <w:p/>
     <w:p>
       <w:pPr>
         <w:pBdr>
